--- a/DTIPEJÄ.261/Harjoitus6.docx
+++ b/DTIPEJÄ.261/Harjoitus6.docx
@@ -292,6 +292,3217 @@
       </w:pPr>
       <w:r>
         <w:rPr/>
+      </w:r>
+    </w:p>
+    <w:p>
+      <w:pPr>
+        <w:pStyle w:val="Normal"/>
+        <w:bidi w:val="0"/>
+        <w:jc w:val="start"/>
+        <w:rPr/>
+      </w:pPr>
+      <w:r>
+        <w:rPr/>
+      </w:r>
+    </w:p>
+    <w:p>
+      <w:pPr>
+        <w:pStyle w:val="Normal"/>
+        <w:bidi w:val="0"/>
+        <w:jc w:val="start"/>
+        <w:rPr/>
+      </w:pPr>
+      <w:r>
+        <w:rPr/>
+      </w:r>
+    </w:p>
+    <w:p>
+      <w:pPr>
+        <w:pStyle w:val="Normal"/>
+        <w:bidi w:val="0"/>
+        <w:jc w:val="start"/>
+        <w:rPr/>
+      </w:pPr>
+      <w:r>
+        <w:rPr/>
+      </w:r>
+    </w:p>
+    <w:p>
+      <w:pPr>
+        <w:pStyle w:val="Normal"/>
+        <w:bidi w:val="0"/>
+        <w:jc w:val="start"/>
+        <w:rPr/>
+      </w:pPr>
+      <w:r>
+        <w:rPr/>
+      </w:r>
+    </w:p>
+    <w:p>
+      <w:pPr>
+        <w:pStyle w:val="Normal"/>
+        <w:bidi w:val="0"/>
+        <w:jc w:val="start"/>
+        <w:rPr/>
+      </w:pPr>
+      <w:r>
+        <w:rPr/>
+        <w:drawing>
+          <wp:anchor behindDoc="0" distT="0" distB="0" distL="0" distR="0" simplePos="0" locked="0" layoutInCell="0" allowOverlap="1" relativeHeight="4">
+            <wp:simplePos x="0" y="0"/>
+            <wp:positionH relativeFrom="column">
+              <wp:posOffset>0</wp:posOffset>
+            </wp:positionH>
+            <wp:positionV relativeFrom="paragraph">
+              <wp:posOffset>64770</wp:posOffset>
+            </wp:positionV>
+            <wp:extent cx="4670425" cy="3201035"/>
+            <wp:effectExtent l="0" t="0" r="0" b="0"/>
+            <wp:wrapSquare wrapText="largest"/>
+            <wp:docPr id="3" name="Kuva3"/>
+            <wp:cNvGraphicFramePr>
+              <a:graphicFrameLocks xmlns:a="http://schemas.openxmlformats.org/drawingml/2006/main" noChangeAspect="1"/>
+            </wp:cNvGraphicFramePr>
+            <a:graphic xmlns:a="http://schemas.openxmlformats.org/drawingml/2006/main">
+              <a:graphicData uri="http://schemas.openxmlformats.org/drawingml/2006/picture">
+                <pic:pic xmlns:pic="http://schemas.openxmlformats.org/drawingml/2006/picture">
+                  <pic:nvPicPr>
+                    <pic:cNvPr id="3" name="Kuva3"/>
+                    <pic:cNvPicPr>
+                      <a:picLocks noChangeAspect="1" noChangeArrowheads="1"/>
+                    </pic:cNvPicPr>
+                  </pic:nvPicPr>
+                  <pic:blipFill>
+                    <a:blip r:embed="rId4"/>
+                    <a:stretch>
+                      <a:fillRect/>
+                    </a:stretch>
+                  </pic:blipFill>
+                  <pic:spPr bwMode="auto">
+                    <a:xfrm>
+                      <a:off x="0" y="0"/>
+                      <a:ext cx="4670425" cy="3201035"/>
+                    </a:xfrm>
+                    <a:prstGeom prst="rect">
+                      <a:avLst/>
+                    </a:prstGeom>
+                    <a:noFill/>
+                  </pic:spPr>
+                </pic:pic>
+              </a:graphicData>
+            </a:graphic>
+          </wp:anchor>
+        </w:drawing>
+      </w:r>
+    </w:p>
+    <w:p>
+      <w:pPr>
+        <w:pStyle w:val="Normal"/>
+        <w:bidi w:val="0"/>
+        <w:jc w:val="start"/>
+        <w:rPr/>
+      </w:pPr>
+      <w:r>
+        <w:rPr/>
+      </w:r>
+    </w:p>
+    <w:p>
+      <w:pPr>
+        <w:pStyle w:val="Normal"/>
+        <w:bidi w:val="0"/>
+        <w:jc w:val="start"/>
+        <w:rPr/>
+      </w:pPr>
+      <w:r>
+        <w:rPr/>
+      </w:r>
+    </w:p>
+    <w:p>
+      <w:pPr>
+        <w:pStyle w:val="Normal"/>
+        <w:bidi w:val="0"/>
+        <w:jc w:val="start"/>
+        <w:rPr/>
+      </w:pPr>
+      <w:r>
+        <w:rPr/>
+      </w:r>
+    </w:p>
+    <w:p>
+      <w:pPr>
+        <w:pStyle w:val="Normal"/>
+        <w:bidi w:val="0"/>
+        <w:jc w:val="start"/>
+        <w:rPr/>
+      </w:pPr>
+      <w:r>
+        <w:rPr/>
+      </w:r>
+    </w:p>
+    <w:p>
+      <w:pPr>
+        <w:pStyle w:val="Normal"/>
+        <w:bidi w:val="0"/>
+        <w:jc w:val="start"/>
+        <w:rPr/>
+      </w:pPr>
+      <w:r>
+        <w:rPr/>
+      </w:r>
+    </w:p>
+    <w:p>
+      <w:pPr>
+        <w:pStyle w:val="Normal"/>
+        <w:bidi w:val="0"/>
+        <w:jc w:val="start"/>
+        <w:rPr/>
+      </w:pPr>
+      <w:r>
+        <w:rPr/>
+      </w:r>
+    </w:p>
+    <w:p>
+      <w:pPr>
+        <w:pStyle w:val="Normal"/>
+        <w:bidi w:val="0"/>
+        <w:jc w:val="start"/>
+        <w:rPr/>
+      </w:pPr>
+      <w:r>
+        <w:rPr/>
+      </w:r>
+    </w:p>
+    <w:p>
+      <w:pPr>
+        <w:pStyle w:val="Normal"/>
+        <w:bidi w:val="0"/>
+        <w:jc w:val="start"/>
+        <w:rPr/>
+      </w:pPr>
+      <w:r>
+        <w:rPr/>
+      </w:r>
+    </w:p>
+    <w:p>
+      <w:pPr>
+        <w:pStyle w:val="Normal"/>
+        <w:bidi w:val="0"/>
+        <w:jc w:val="start"/>
+        <w:rPr/>
+      </w:pPr>
+      <w:r>
+        <w:rPr/>
+      </w:r>
+    </w:p>
+    <w:p>
+      <w:pPr>
+        <w:pStyle w:val="Normal"/>
+        <w:bidi w:val="0"/>
+        <w:jc w:val="start"/>
+        <w:rPr/>
+      </w:pPr>
+      <w:r>
+        <w:rPr/>
+      </w:r>
+    </w:p>
+    <w:p>
+      <w:pPr>
+        <w:pStyle w:val="Normal"/>
+        <w:bidi w:val="0"/>
+        <w:jc w:val="start"/>
+        <w:rPr/>
+      </w:pPr>
+      <w:r>
+        <w:rPr/>
+      </w:r>
+    </w:p>
+    <w:p>
+      <w:pPr>
+        <w:pStyle w:val="Normal"/>
+        <w:bidi w:val="0"/>
+        <w:jc w:val="start"/>
+        <w:rPr/>
+      </w:pPr>
+      <w:r>
+        <w:rPr/>
+      </w:r>
+    </w:p>
+    <w:p>
+      <w:pPr>
+        <w:pStyle w:val="Normal"/>
+        <w:bidi w:val="0"/>
+        <w:jc w:val="start"/>
+        <w:rPr/>
+      </w:pPr>
+      <w:r>
+        <w:rPr/>
+      </w:r>
+    </w:p>
+    <w:p>
+      <w:pPr>
+        <w:pStyle w:val="Normal"/>
+        <w:bidi w:val="0"/>
+        <w:jc w:val="start"/>
+        <w:rPr/>
+      </w:pPr>
+      <w:r>
+        <w:rPr/>
+      </w:r>
+    </w:p>
+    <w:p>
+      <w:pPr>
+        <w:pStyle w:val="Normal"/>
+        <w:bidi w:val="0"/>
+        <w:jc w:val="start"/>
+        <w:rPr/>
+      </w:pPr>
+      <w:r>
+        <w:rPr/>
+      </w:r>
+    </w:p>
+    <w:p>
+      <w:pPr>
+        <w:pStyle w:val="Normal"/>
+        <w:bidi w:val="0"/>
+        <w:jc w:val="start"/>
+        <w:rPr/>
+      </w:pPr>
+      <w:r>
+        <w:rPr/>
+      </w:r>
+    </w:p>
+    <w:p>
+      <w:pPr>
+        <w:pStyle w:val="Normal"/>
+        <w:bidi w:val="0"/>
+        <w:jc w:val="start"/>
+        <w:rPr/>
+      </w:pPr>
+      <w:r>
+        <w:rPr/>
+      </w:r>
+    </w:p>
+    <w:p>
+      <w:pPr>
+        <w:pStyle w:val="Normal"/>
+        <w:bidi w:val="0"/>
+        <w:jc w:val="start"/>
+        <w:rPr/>
+      </w:pPr>
+      <w:r>
+        <w:rPr/>
+      </w:r>
+    </w:p>
+    <w:p>
+      <w:pPr>
+        <w:pStyle w:val="Normal"/>
+        <w:bidi w:val="0"/>
+        <w:jc w:val="start"/>
+        <w:rPr/>
+      </w:pPr>
+      <w:r>
+        <w:rPr/>
+        <w:drawing>
+          <wp:anchor behindDoc="0" distT="0" distB="0" distL="0" distR="0" simplePos="0" locked="0" layoutInCell="0" allowOverlap="1" relativeHeight="5">
+            <wp:simplePos x="0" y="0"/>
+            <wp:positionH relativeFrom="column">
+              <wp:posOffset>20320</wp:posOffset>
+            </wp:positionH>
+            <wp:positionV relativeFrom="paragraph">
+              <wp:posOffset>163195</wp:posOffset>
+            </wp:positionV>
+            <wp:extent cx="4746625" cy="3745230"/>
+            <wp:effectExtent l="0" t="0" r="0" b="0"/>
+            <wp:wrapSquare wrapText="largest"/>
+            <wp:docPr id="4" name="Kuva4"/>
+            <wp:cNvGraphicFramePr>
+              <a:graphicFrameLocks xmlns:a="http://schemas.openxmlformats.org/drawingml/2006/main" noChangeAspect="1"/>
+            </wp:cNvGraphicFramePr>
+            <a:graphic xmlns:a="http://schemas.openxmlformats.org/drawingml/2006/main">
+              <a:graphicData uri="http://schemas.openxmlformats.org/drawingml/2006/picture">
+                <pic:pic xmlns:pic="http://schemas.openxmlformats.org/drawingml/2006/picture">
+                  <pic:nvPicPr>
+                    <pic:cNvPr id="4" name="Kuva4"/>
+                    <pic:cNvPicPr>
+                      <a:picLocks noChangeAspect="1" noChangeArrowheads="1"/>
+                    </pic:cNvPicPr>
+                  </pic:nvPicPr>
+                  <pic:blipFill>
+                    <a:blip r:embed="rId5"/>
+                    <a:stretch>
+                      <a:fillRect/>
+                    </a:stretch>
+                  </pic:blipFill>
+                  <pic:spPr bwMode="auto">
+                    <a:xfrm>
+                      <a:off x="0" y="0"/>
+                      <a:ext cx="4746625" cy="3745230"/>
+                    </a:xfrm>
+                    <a:prstGeom prst="rect">
+                      <a:avLst/>
+                    </a:prstGeom>
+                    <a:noFill/>
+                  </pic:spPr>
+                </pic:pic>
+              </a:graphicData>
+            </a:graphic>
+          </wp:anchor>
+        </w:drawing>
+      </w:r>
+    </w:p>
+    <w:p>
+      <w:pPr>
+        <w:pStyle w:val="Normal"/>
+        <w:bidi w:val="0"/>
+        <w:jc w:val="start"/>
+        <w:rPr/>
+      </w:pPr>
+      <w:r>
+        <w:rPr/>
+      </w:r>
+    </w:p>
+    <w:p>
+      <w:pPr>
+        <w:pStyle w:val="Normal"/>
+        <w:bidi w:val="0"/>
+        <w:jc w:val="start"/>
+        <w:rPr/>
+      </w:pPr>
+      <w:r>
+        <w:rPr/>
+      </w:r>
+    </w:p>
+    <w:p>
+      <w:pPr>
+        <w:pStyle w:val="Normal"/>
+        <w:bidi w:val="0"/>
+        <w:jc w:val="start"/>
+        <w:rPr/>
+      </w:pPr>
+      <w:r>
+        <w:rPr/>
+      </w:r>
+    </w:p>
+    <w:p>
+      <w:pPr>
+        <w:pStyle w:val="Normal"/>
+        <w:bidi w:val="0"/>
+        <w:jc w:val="start"/>
+        <w:rPr/>
+      </w:pPr>
+      <w:r>
+        <w:rPr/>
+      </w:r>
+    </w:p>
+    <w:p>
+      <w:pPr>
+        <w:pStyle w:val="Normal"/>
+        <w:bidi w:val="0"/>
+        <w:jc w:val="start"/>
+        <w:rPr/>
+      </w:pPr>
+      <w:r>
+        <w:rPr/>
+      </w:r>
+    </w:p>
+    <w:p>
+      <w:pPr>
+        <w:pStyle w:val="Normal"/>
+        <w:bidi w:val="0"/>
+        <w:jc w:val="start"/>
+        <w:rPr/>
+      </w:pPr>
+      <w:r>
+        <w:rPr/>
+      </w:r>
+    </w:p>
+    <w:p>
+      <w:pPr>
+        <w:pStyle w:val="Normal"/>
+        <w:bidi w:val="0"/>
+        <w:jc w:val="start"/>
+        <w:rPr/>
+      </w:pPr>
+      <w:r>
+        <w:rPr/>
+      </w:r>
+    </w:p>
+    <w:p>
+      <w:pPr>
+        <w:pStyle w:val="Normal"/>
+        <w:bidi w:val="0"/>
+        <w:jc w:val="start"/>
+        <w:rPr/>
+      </w:pPr>
+      <w:r>
+        <w:rPr/>
+      </w:r>
+    </w:p>
+    <w:p>
+      <w:pPr>
+        <w:pStyle w:val="Normal"/>
+        <w:bidi w:val="0"/>
+        <w:jc w:val="start"/>
+        <w:rPr/>
+      </w:pPr>
+      <w:r>
+        <w:rPr/>
+      </w:r>
+    </w:p>
+    <w:p>
+      <w:pPr>
+        <w:pStyle w:val="Normal"/>
+        <w:bidi w:val="0"/>
+        <w:jc w:val="start"/>
+        <w:rPr/>
+      </w:pPr>
+      <w:r>
+        <w:rPr/>
+      </w:r>
+    </w:p>
+    <w:p>
+      <w:pPr>
+        <w:pStyle w:val="Normal"/>
+        <w:bidi w:val="0"/>
+        <w:jc w:val="start"/>
+        <w:rPr/>
+      </w:pPr>
+      <w:r>
+        <w:rPr/>
+      </w:r>
+    </w:p>
+    <w:p>
+      <w:pPr>
+        <w:pStyle w:val="Normal"/>
+        <w:bidi w:val="0"/>
+        <w:jc w:val="start"/>
+        <w:rPr/>
+      </w:pPr>
+      <w:r>
+        <w:rPr/>
+      </w:r>
+    </w:p>
+    <w:p>
+      <w:pPr>
+        <w:pStyle w:val="Normal"/>
+        <w:bidi w:val="0"/>
+        <w:jc w:val="start"/>
+        <w:rPr/>
+      </w:pPr>
+      <w:r>
+        <w:rPr/>
+      </w:r>
+    </w:p>
+    <w:p>
+      <w:pPr>
+        <w:pStyle w:val="Normal"/>
+        <w:bidi w:val="0"/>
+        <w:jc w:val="start"/>
+        <w:rPr/>
+      </w:pPr>
+      <w:r>
+        <w:rPr/>
+      </w:r>
+    </w:p>
+    <w:p>
+      <w:pPr>
+        <w:pStyle w:val="Normal"/>
+        <w:bidi w:val="0"/>
+        <w:jc w:val="start"/>
+        <w:rPr/>
+      </w:pPr>
+      <w:r>
+        <w:rPr/>
+      </w:r>
+    </w:p>
+    <w:p>
+      <w:pPr>
+        <w:pStyle w:val="Normal"/>
+        <w:bidi w:val="0"/>
+        <w:jc w:val="start"/>
+        <w:rPr/>
+      </w:pPr>
+      <w:r>
+        <w:rPr/>
+      </w:r>
+    </w:p>
+    <w:p>
+      <w:pPr>
+        <w:pStyle w:val="Normal"/>
+        <w:bidi w:val="0"/>
+        <w:jc w:val="start"/>
+        <w:rPr/>
+      </w:pPr>
+      <w:r>
+        <w:rPr/>
+      </w:r>
+    </w:p>
+    <w:p>
+      <w:pPr>
+        <w:pStyle w:val="Normal"/>
+        <w:bidi w:val="0"/>
+        <w:jc w:val="start"/>
+        <w:rPr/>
+      </w:pPr>
+      <w:r>
+        <w:rPr/>
+      </w:r>
+    </w:p>
+    <w:p>
+      <w:pPr>
+        <w:pStyle w:val="Normal"/>
+        <w:bidi w:val="0"/>
+        <w:jc w:val="start"/>
+        <w:rPr/>
+      </w:pPr>
+      <w:r>
+        <w:rPr/>
+      </w:r>
+    </w:p>
+    <w:p>
+      <w:pPr>
+        <w:pStyle w:val="Normal"/>
+        <w:bidi w:val="0"/>
+        <w:jc w:val="start"/>
+        <w:rPr/>
+      </w:pPr>
+      <w:r>
+        <w:rPr/>
+      </w:r>
+    </w:p>
+    <w:p>
+      <w:pPr>
+        <w:pStyle w:val="Normal"/>
+        <w:bidi w:val="0"/>
+        <w:jc w:val="start"/>
+        <w:rPr/>
+      </w:pPr>
+      <w:r>
+        <w:rPr/>
+      </w:r>
+    </w:p>
+    <w:p>
+      <w:pPr>
+        <w:pStyle w:val="Normal"/>
+        <w:bidi w:val="0"/>
+        <w:jc w:val="start"/>
+        <w:rPr/>
+      </w:pPr>
+      <w:r>
+        <w:rPr/>
+      </w:r>
+    </w:p>
+    <w:p>
+      <w:pPr>
+        <w:pStyle w:val="Normal"/>
+        <w:bidi w:val="0"/>
+        <w:jc w:val="start"/>
+        <w:rPr/>
+      </w:pPr>
+      <w:r>
+        <w:rPr/>
+      </w:r>
+    </w:p>
+    <w:p>
+      <w:pPr>
+        <w:pStyle w:val="Normal"/>
+        <w:bidi w:val="0"/>
+        <w:jc w:val="start"/>
+        <w:rPr/>
+      </w:pPr>
+      <w:r>
+        <w:rPr/>
+      </w:r>
+    </w:p>
+    <w:p>
+      <w:pPr>
+        <w:pStyle w:val="Normal"/>
+        <w:bidi w:val="0"/>
+        <w:jc w:val="start"/>
+        <w:rPr/>
+      </w:pPr>
+      <w:r>
+        <w:rPr/>
+      </w:r>
+    </w:p>
+    <w:p>
+      <w:pPr>
+        <w:pStyle w:val="Normal"/>
+        <w:bidi w:val="0"/>
+        <w:jc w:val="start"/>
+        <w:rPr/>
+      </w:pPr>
+      <w:r>
+        <w:rPr/>
+      </w:r>
+    </w:p>
+    <w:p>
+      <w:pPr>
+        <w:pStyle w:val="Normal"/>
+        <w:bidi w:val="0"/>
+        <w:jc w:val="start"/>
+        <w:rPr/>
+      </w:pPr>
+      <w:r>
+        <w:rPr/>
+      </w:r>
+    </w:p>
+    <w:p>
+      <w:pPr>
+        <w:pStyle w:val="Normal"/>
+        <w:bidi w:val="0"/>
+        <w:jc w:val="start"/>
+        <w:rPr/>
+      </w:pPr>
+      <w:r>
+        <w:rPr/>
+      </w:r>
+    </w:p>
+    <w:p>
+      <w:pPr>
+        <w:pStyle w:val="Normal"/>
+        <w:bidi w:val="0"/>
+        <w:jc w:val="start"/>
+        <w:rPr/>
+      </w:pPr>
+      <w:r>
+        <w:rPr/>
+      </w:r>
+    </w:p>
+    <w:p>
+      <w:pPr>
+        <w:pStyle w:val="Normal"/>
+        <w:bidi w:val="0"/>
+        <w:jc w:val="start"/>
+        <w:rPr/>
+      </w:pPr>
+      <w:r>
+        <w:rPr/>
+      </w:r>
+    </w:p>
+    <w:p>
+      <w:pPr>
+        <w:pStyle w:val="Normal"/>
+        <w:bidi w:val="0"/>
+        <w:jc w:val="start"/>
+        <w:rPr/>
+      </w:pPr>
+      <w:r>
+        <w:rPr/>
+      </w:r>
+    </w:p>
+    <w:p>
+      <w:pPr>
+        <w:pStyle w:val="Normal"/>
+        <w:bidi w:val="0"/>
+        <w:jc w:val="start"/>
+        <w:rPr/>
+      </w:pPr>
+      <w:r>
+        <w:rPr/>
+      </w:r>
+    </w:p>
+    <w:p>
+      <w:pPr>
+        <w:pStyle w:val="Normal"/>
+        <w:bidi w:val="0"/>
+        <w:jc w:val="start"/>
+        <w:rPr/>
+      </w:pPr>
+      <w:r>
+        <w:rPr/>
+        <w:drawing>
+          <wp:anchor behindDoc="0" distT="0" distB="0" distL="0" distR="0" simplePos="0" locked="0" layoutInCell="0" allowOverlap="1" relativeHeight="6">
+            <wp:simplePos x="0" y="0"/>
+            <wp:positionH relativeFrom="column">
+              <wp:posOffset>610870</wp:posOffset>
+            </wp:positionH>
+            <wp:positionV relativeFrom="paragraph">
+              <wp:posOffset>26670</wp:posOffset>
+            </wp:positionV>
+            <wp:extent cx="4213225" cy="3324860"/>
+            <wp:effectExtent l="0" t="0" r="0" b="0"/>
+            <wp:wrapSquare wrapText="largest"/>
+            <wp:docPr id="5" name="Kuva5"/>
+            <wp:cNvGraphicFramePr>
+              <a:graphicFrameLocks xmlns:a="http://schemas.openxmlformats.org/drawingml/2006/main" noChangeAspect="1"/>
+            </wp:cNvGraphicFramePr>
+            <a:graphic xmlns:a="http://schemas.openxmlformats.org/drawingml/2006/main">
+              <a:graphicData uri="http://schemas.openxmlformats.org/drawingml/2006/picture">
+                <pic:pic xmlns:pic="http://schemas.openxmlformats.org/drawingml/2006/picture">
+                  <pic:nvPicPr>
+                    <pic:cNvPr id="5" name="Kuva5"/>
+                    <pic:cNvPicPr>
+                      <a:picLocks noChangeAspect="1" noChangeArrowheads="1"/>
+                    </pic:cNvPicPr>
+                  </pic:nvPicPr>
+                  <pic:blipFill>
+                    <a:blip r:embed="rId6"/>
+                    <a:stretch>
+                      <a:fillRect/>
+                    </a:stretch>
+                  </pic:blipFill>
+                  <pic:spPr bwMode="auto">
+                    <a:xfrm>
+                      <a:off x="0" y="0"/>
+                      <a:ext cx="4213225" cy="3324860"/>
+                    </a:xfrm>
+                    <a:prstGeom prst="rect">
+                      <a:avLst/>
+                    </a:prstGeom>
+                    <a:noFill/>
+                  </pic:spPr>
+                </pic:pic>
+              </a:graphicData>
+            </a:graphic>
+          </wp:anchor>
+        </w:drawing>
+      </w:r>
+    </w:p>
+    <w:p>
+      <w:pPr>
+        <w:pStyle w:val="Normal"/>
+        <w:bidi w:val="0"/>
+        <w:jc w:val="start"/>
+        <w:rPr/>
+      </w:pPr>
+      <w:r>
+        <w:rPr/>
+      </w:r>
+    </w:p>
+    <w:p>
+      <w:pPr>
+        <w:pStyle w:val="Normal"/>
+        <w:bidi w:val="0"/>
+        <w:jc w:val="start"/>
+        <w:rPr/>
+      </w:pPr>
+      <w:r>
+        <w:rPr/>
+      </w:r>
+    </w:p>
+    <w:p>
+      <w:pPr>
+        <w:pStyle w:val="Normal"/>
+        <w:bidi w:val="0"/>
+        <w:jc w:val="start"/>
+        <w:rPr/>
+      </w:pPr>
+      <w:r>
+        <w:rPr/>
+      </w:r>
+    </w:p>
+    <w:p>
+      <w:pPr>
+        <w:pStyle w:val="Normal"/>
+        <w:bidi w:val="0"/>
+        <w:jc w:val="start"/>
+        <w:rPr/>
+      </w:pPr>
+      <w:r>
+        <w:rPr/>
+      </w:r>
+    </w:p>
+    <w:p>
+      <w:pPr>
+        <w:pStyle w:val="Normal"/>
+        <w:bidi w:val="0"/>
+        <w:jc w:val="start"/>
+        <w:rPr/>
+      </w:pPr>
+      <w:r>
+        <w:rPr/>
+      </w:r>
+    </w:p>
+    <w:p>
+      <w:pPr>
+        <w:pStyle w:val="Normal"/>
+        <w:bidi w:val="0"/>
+        <w:jc w:val="start"/>
+        <w:rPr/>
+      </w:pPr>
+      <w:r>
+        <w:rPr/>
+      </w:r>
+    </w:p>
+    <w:p>
+      <w:pPr>
+        <w:pStyle w:val="Normal"/>
+        <w:bidi w:val="0"/>
+        <w:jc w:val="start"/>
+        <w:rPr/>
+      </w:pPr>
+      <w:r>
+        <w:rPr/>
+      </w:r>
+    </w:p>
+    <w:p>
+      <w:pPr>
+        <w:pStyle w:val="Normal"/>
+        <w:bidi w:val="0"/>
+        <w:jc w:val="start"/>
+        <w:rPr/>
+      </w:pPr>
+      <w:r>
+        <w:rPr/>
+      </w:r>
+    </w:p>
+    <w:p>
+      <w:pPr>
+        <w:pStyle w:val="Normal"/>
+        <w:bidi w:val="0"/>
+        <w:jc w:val="start"/>
+        <w:rPr/>
+      </w:pPr>
+      <w:r>
+        <w:rPr/>
+      </w:r>
+    </w:p>
+    <w:p>
+      <w:pPr>
+        <w:pStyle w:val="Normal"/>
+        <w:bidi w:val="0"/>
+        <w:jc w:val="start"/>
+        <w:rPr/>
+      </w:pPr>
+      <w:r>
+        <w:rPr/>
+      </w:r>
+    </w:p>
+    <w:p>
+      <w:pPr>
+        <w:pStyle w:val="Normal"/>
+        <w:bidi w:val="0"/>
+        <w:jc w:val="start"/>
+        <w:rPr/>
+      </w:pPr>
+      <w:r>
+        <w:rPr/>
+      </w:r>
+    </w:p>
+    <w:p>
+      <w:pPr>
+        <w:pStyle w:val="Normal"/>
+        <w:bidi w:val="0"/>
+        <w:jc w:val="start"/>
+        <w:rPr/>
+      </w:pPr>
+      <w:r>
+        <w:rPr/>
+      </w:r>
+    </w:p>
+    <w:p>
+      <w:pPr>
+        <w:pStyle w:val="Normal"/>
+        <w:bidi w:val="0"/>
+        <w:jc w:val="start"/>
+        <w:rPr/>
+      </w:pPr>
+      <w:r>
+        <w:rPr/>
+      </w:r>
+    </w:p>
+    <w:p>
+      <w:pPr>
+        <w:pStyle w:val="Normal"/>
+        <w:bidi w:val="0"/>
+        <w:jc w:val="start"/>
+        <w:rPr/>
+      </w:pPr>
+      <w:r>
+        <w:rPr/>
+      </w:r>
+    </w:p>
+    <w:p>
+      <w:pPr>
+        <w:pStyle w:val="Normal"/>
+        <w:bidi w:val="0"/>
+        <w:jc w:val="start"/>
+        <w:rPr/>
+      </w:pPr>
+      <w:r>
+        <w:rPr/>
+      </w:r>
+    </w:p>
+    <w:p>
+      <w:pPr>
+        <w:pStyle w:val="Normal"/>
+        <w:bidi w:val="0"/>
+        <w:jc w:val="start"/>
+        <w:rPr/>
+      </w:pPr>
+      <w:r>
+        <w:rPr/>
+      </w:r>
+    </w:p>
+    <w:p>
+      <w:pPr>
+        <w:pStyle w:val="Normal"/>
+        <w:bidi w:val="0"/>
+        <w:jc w:val="start"/>
+        <w:rPr/>
+      </w:pPr>
+      <w:r>
+        <w:rPr/>
+      </w:r>
+    </w:p>
+    <w:p>
+      <w:pPr>
+        <w:pStyle w:val="Normal"/>
+        <w:bidi w:val="0"/>
+        <w:jc w:val="start"/>
+        <w:rPr/>
+      </w:pPr>
+      <w:r>
+        <w:rPr/>
+      </w:r>
+    </w:p>
+    <w:p>
+      <w:pPr>
+        <w:pStyle w:val="Normal"/>
+        <w:bidi w:val="0"/>
+        <w:jc w:val="start"/>
+        <w:rPr/>
+      </w:pPr>
+      <w:r>
+        <w:rPr/>
+        <w:drawing>
+          <wp:anchor behindDoc="0" distT="0" distB="0" distL="0" distR="0" simplePos="0" locked="0" layoutInCell="0" allowOverlap="1" relativeHeight="7">
+            <wp:simplePos x="0" y="0"/>
+            <wp:positionH relativeFrom="column">
+              <wp:posOffset>624840</wp:posOffset>
+            </wp:positionH>
+            <wp:positionV relativeFrom="paragraph">
+              <wp:posOffset>66675</wp:posOffset>
+            </wp:positionV>
+            <wp:extent cx="4051300" cy="3196590"/>
+            <wp:effectExtent l="0" t="0" r="0" b="0"/>
+            <wp:wrapSquare wrapText="largest"/>
+            <wp:docPr id="6" name="Kuva6"/>
+            <wp:cNvGraphicFramePr>
+              <a:graphicFrameLocks xmlns:a="http://schemas.openxmlformats.org/drawingml/2006/main" noChangeAspect="1"/>
+            </wp:cNvGraphicFramePr>
+            <a:graphic xmlns:a="http://schemas.openxmlformats.org/drawingml/2006/main">
+              <a:graphicData uri="http://schemas.openxmlformats.org/drawingml/2006/picture">
+                <pic:pic xmlns:pic="http://schemas.openxmlformats.org/drawingml/2006/picture">
+                  <pic:nvPicPr>
+                    <pic:cNvPr id="6" name="Kuva6"/>
+                    <pic:cNvPicPr>
+                      <a:picLocks noChangeAspect="1" noChangeArrowheads="1"/>
+                    </pic:cNvPicPr>
+                  </pic:nvPicPr>
+                  <pic:blipFill>
+                    <a:blip r:embed="rId7"/>
+                    <a:stretch>
+                      <a:fillRect/>
+                    </a:stretch>
+                  </pic:blipFill>
+                  <pic:spPr bwMode="auto">
+                    <a:xfrm>
+                      <a:off x="0" y="0"/>
+                      <a:ext cx="4051300" cy="3196590"/>
+                    </a:xfrm>
+                    <a:prstGeom prst="rect">
+                      <a:avLst/>
+                    </a:prstGeom>
+                    <a:noFill/>
+                  </pic:spPr>
+                </pic:pic>
+              </a:graphicData>
+            </a:graphic>
+          </wp:anchor>
+        </w:drawing>
+      </w:r>
+    </w:p>
+    <w:p>
+      <w:pPr>
+        <w:pStyle w:val="Normal"/>
+        <w:bidi w:val="0"/>
+        <w:jc w:val="start"/>
+        <w:rPr/>
+      </w:pPr>
+      <w:r>
+        <w:rPr/>
+      </w:r>
+    </w:p>
+    <w:p>
+      <w:pPr>
+        <w:pStyle w:val="Normal"/>
+        <w:bidi w:val="0"/>
+        <w:jc w:val="start"/>
+        <w:rPr/>
+      </w:pPr>
+      <w:r>
+        <w:rPr/>
+      </w:r>
+    </w:p>
+    <w:p>
+      <w:pPr>
+        <w:pStyle w:val="Normal"/>
+        <w:bidi w:val="0"/>
+        <w:jc w:val="start"/>
+        <w:rPr/>
+      </w:pPr>
+      <w:r>
+        <w:rPr/>
+      </w:r>
+    </w:p>
+    <w:p>
+      <w:pPr>
+        <w:pStyle w:val="Normal"/>
+        <w:bidi w:val="0"/>
+        <w:jc w:val="start"/>
+        <w:rPr/>
+      </w:pPr>
+      <w:r>
+        <w:rPr/>
+      </w:r>
+    </w:p>
+    <w:p>
+      <w:pPr>
+        <w:pStyle w:val="Normal"/>
+        <w:bidi w:val="0"/>
+        <w:jc w:val="start"/>
+        <w:rPr/>
+      </w:pPr>
+      <w:r>
+        <w:rPr/>
+      </w:r>
+    </w:p>
+    <w:p>
+      <w:pPr>
+        <w:pStyle w:val="Normal"/>
+        <w:bidi w:val="0"/>
+        <w:jc w:val="start"/>
+        <w:rPr/>
+      </w:pPr>
+      <w:r>
+        <w:rPr/>
+      </w:r>
+    </w:p>
+    <w:p>
+      <w:pPr>
+        <w:pStyle w:val="Normal"/>
+        <w:bidi w:val="0"/>
+        <w:jc w:val="start"/>
+        <w:rPr/>
+      </w:pPr>
+      <w:r>
+        <w:rPr/>
+      </w:r>
+    </w:p>
+    <w:p>
+      <w:pPr>
+        <w:pStyle w:val="Normal"/>
+        <w:bidi w:val="0"/>
+        <w:jc w:val="start"/>
+        <w:rPr/>
+      </w:pPr>
+      <w:r>
+        <w:rPr/>
+      </w:r>
+    </w:p>
+    <w:p>
+      <w:pPr>
+        <w:pStyle w:val="Normal"/>
+        <w:bidi w:val="0"/>
+        <w:jc w:val="start"/>
+        <w:rPr/>
+      </w:pPr>
+      <w:r>
+        <w:rPr/>
+      </w:r>
+    </w:p>
+    <w:p>
+      <w:pPr>
+        <w:pStyle w:val="Normal"/>
+        <w:bidi w:val="0"/>
+        <w:jc w:val="start"/>
+        <w:rPr/>
+      </w:pPr>
+      <w:r>
+        <w:rPr/>
+      </w:r>
+    </w:p>
+    <w:p>
+      <w:pPr>
+        <w:pStyle w:val="Normal"/>
+        <w:bidi w:val="0"/>
+        <w:jc w:val="start"/>
+        <w:rPr/>
+      </w:pPr>
+      <w:r>
+        <w:rPr/>
+      </w:r>
+    </w:p>
+    <w:p>
+      <w:pPr>
+        <w:pStyle w:val="Normal"/>
+        <w:bidi w:val="0"/>
+        <w:jc w:val="start"/>
+        <w:rPr/>
+      </w:pPr>
+      <w:r>
+        <w:rPr/>
+      </w:r>
+    </w:p>
+    <w:p>
+      <w:pPr>
+        <w:pStyle w:val="Normal"/>
+        <w:bidi w:val="0"/>
+        <w:jc w:val="start"/>
+        <w:rPr/>
+      </w:pPr>
+      <w:r>
+        <w:rPr/>
+      </w:r>
+    </w:p>
+    <w:p>
+      <w:pPr>
+        <w:pStyle w:val="Normal"/>
+        <w:bidi w:val="0"/>
+        <w:jc w:val="start"/>
+        <w:rPr/>
+      </w:pPr>
+      <w:r>
+        <w:rPr/>
+      </w:r>
+    </w:p>
+    <w:p>
+      <w:pPr>
+        <w:pStyle w:val="Normal"/>
+        <w:bidi w:val="0"/>
+        <w:jc w:val="start"/>
+        <w:rPr/>
+      </w:pPr>
+      <w:r>
+        <w:rPr/>
+      </w:r>
+    </w:p>
+    <w:p>
+      <w:pPr>
+        <w:pStyle w:val="Normal"/>
+        <w:bidi w:val="0"/>
+        <w:jc w:val="start"/>
+        <w:rPr/>
+      </w:pPr>
+      <w:r>
+        <w:rPr/>
+      </w:r>
+    </w:p>
+    <w:p>
+      <w:pPr>
+        <w:pStyle w:val="Normal"/>
+        <w:bidi w:val="0"/>
+        <w:jc w:val="start"/>
+        <w:rPr/>
+      </w:pPr>
+      <w:r>
+        <w:rPr/>
+      </w:r>
+    </w:p>
+    <w:p>
+      <w:pPr>
+        <w:pStyle w:val="Normal"/>
+        <w:bidi w:val="0"/>
+        <w:jc w:val="start"/>
+        <w:rPr/>
+      </w:pPr>
+      <w:r>
+        <w:rPr/>
+        <w:drawing>
+          <wp:anchor behindDoc="0" distT="0" distB="0" distL="0" distR="0" simplePos="0" locked="0" layoutInCell="0" allowOverlap="1" relativeHeight="8">
+            <wp:simplePos x="0" y="0"/>
+            <wp:positionH relativeFrom="column">
+              <wp:posOffset>634365</wp:posOffset>
+            </wp:positionH>
+            <wp:positionV relativeFrom="paragraph">
+              <wp:posOffset>147955</wp:posOffset>
+            </wp:positionV>
+            <wp:extent cx="4051300" cy="3196590"/>
+            <wp:effectExtent l="0" t="0" r="0" b="0"/>
+            <wp:wrapSquare wrapText="largest"/>
+            <wp:docPr id="7" name="Kuva7"/>
+            <wp:cNvGraphicFramePr>
+              <a:graphicFrameLocks xmlns:a="http://schemas.openxmlformats.org/drawingml/2006/main" noChangeAspect="1"/>
+            </wp:cNvGraphicFramePr>
+            <a:graphic xmlns:a="http://schemas.openxmlformats.org/drawingml/2006/main">
+              <a:graphicData uri="http://schemas.openxmlformats.org/drawingml/2006/picture">
+                <pic:pic xmlns:pic="http://schemas.openxmlformats.org/drawingml/2006/picture">
+                  <pic:nvPicPr>
+                    <pic:cNvPr id="7" name="Kuva7"/>
+                    <pic:cNvPicPr>
+                      <a:picLocks noChangeAspect="1" noChangeArrowheads="1"/>
+                    </pic:cNvPicPr>
+                  </pic:nvPicPr>
+                  <pic:blipFill>
+                    <a:blip r:embed="rId8"/>
+                    <a:stretch>
+                      <a:fillRect/>
+                    </a:stretch>
+                  </pic:blipFill>
+                  <pic:spPr bwMode="auto">
+                    <a:xfrm>
+                      <a:off x="0" y="0"/>
+                      <a:ext cx="4051300" cy="3196590"/>
+                    </a:xfrm>
+                    <a:prstGeom prst="rect">
+                      <a:avLst/>
+                    </a:prstGeom>
+                    <a:noFill/>
+                  </pic:spPr>
+                </pic:pic>
+              </a:graphicData>
+            </a:graphic>
+          </wp:anchor>
+        </w:drawing>
+      </w:r>
+    </w:p>
+    <w:p>
+      <w:pPr>
+        <w:pStyle w:val="Normal"/>
+        <w:bidi w:val="0"/>
+        <w:jc w:val="start"/>
+        <w:rPr/>
+      </w:pPr>
+      <w:r>
+        <w:rPr/>
+      </w:r>
+    </w:p>
+    <w:p>
+      <w:pPr>
+        <w:pStyle w:val="Normal"/>
+        <w:bidi w:val="0"/>
+        <w:jc w:val="start"/>
+        <w:rPr/>
+      </w:pPr>
+      <w:r>
+        <w:rPr/>
+      </w:r>
+    </w:p>
+    <w:p>
+      <w:pPr>
+        <w:pStyle w:val="Normal"/>
+        <w:bidi w:val="0"/>
+        <w:jc w:val="start"/>
+        <w:rPr/>
+      </w:pPr>
+      <w:r>
+        <w:rPr/>
+      </w:r>
+    </w:p>
+    <w:p>
+      <w:pPr>
+        <w:pStyle w:val="Normal"/>
+        <w:bidi w:val="0"/>
+        <w:jc w:val="start"/>
+        <w:rPr/>
+      </w:pPr>
+      <w:r>
+        <w:rPr/>
+      </w:r>
+    </w:p>
+    <w:p>
+      <w:pPr>
+        <w:pStyle w:val="Normal"/>
+        <w:bidi w:val="0"/>
+        <w:jc w:val="start"/>
+        <w:rPr/>
+      </w:pPr>
+      <w:r>
+        <w:rPr/>
+      </w:r>
+    </w:p>
+    <w:p>
+      <w:pPr>
+        <w:pStyle w:val="Normal"/>
+        <w:bidi w:val="0"/>
+        <w:jc w:val="start"/>
+        <w:rPr/>
+      </w:pPr>
+      <w:r>
+        <w:rPr/>
+      </w:r>
+    </w:p>
+    <w:p>
+      <w:pPr>
+        <w:pStyle w:val="Normal"/>
+        <w:bidi w:val="0"/>
+        <w:jc w:val="start"/>
+        <w:rPr/>
+      </w:pPr>
+      <w:r>
+        <w:rPr/>
+      </w:r>
+    </w:p>
+    <w:p>
+      <w:pPr>
+        <w:pStyle w:val="Normal"/>
+        <w:bidi w:val="0"/>
+        <w:jc w:val="start"/>
+        <w:rPr/>
+      </w:pPr>
+      <w:r>
+        <w:rPr/>
+      </w:r>
+    </w:p>
+    <w:p>
+      <w:pPr>
+        <w:pStyle w:val="Normal"/>
+        <w:bidi w:val="0"/>
+        <w:jc w:val="start"/>
+        <w:rPr/>
+      </w:pPr>
+      <w:r>
+        <w:rPr/>
+      </w:r>
+    </w:p>
+    <w:p>
+      <w:pPr>
+        <w:pStyle w:val="Normal"/>
+        <w:bidi w:val="0"/>
+        <w:jc w:val="start"/>
+        <w:rPr/>
+      </w:pPr>
+      <w:r>
+        <w:rPr/>
+      </w:r>
+    </w:p>
+    <w:p>
+      <w:pPr>
+        <w:pStyle w:val="Normal"/>
+        <w:bidi w:val="0"/>
+        <w:jc w:val="start"/>
+        <w:rPr/>
+      </w:pPr>
+      <w:r>
+        <w:rPr/>
+      </w:r>
+    </w:p>
+    <w:p>
+      <w:pPr>
+        <w:pStyle w:val="Normal"/>
+        <w:bidi w:val="0"/>
+        <w:jc w:val="start"/>
+        <w:rPr/>
+      </w:pPr>
+      <w:r>
+        <w:rPr/>
+      </w:r>
+    </w:p>
+    <w:p>
+      <w:pPr>
+        <w:pStyle w:val="Normal"/>
+        <w:bidi w:val="0"/>
+        <w:jc w:val="start"/>
+        <w:rPr/>
+      </w:pPr>
+      <w:r>
+        <w:rPr/>
+      </w:r>
+    </w:p>
+    <w:p>
+      <w:pPr>
+        <w:pStyle w:val="Normal"/>
+        <w:bidi w:val="0"/>
+        <w:jc w:val="start"/>
+        <w:rPr/>
+      </w:pPr>
+      <w:r>
+        <w:rPr/>
+      </w:r>
+    </w:p>
+    <w:p>
+      <w:pPr>
+        <w:pStyle w:val="Normal"/>
+        <w:bidi w:val="0"/>
+        <w:jc w:val="start"/>
+        <w:rPr/>
+      </w:pPr>
+      <w:r>
+        <w:rPr/>
+        <w:drawing>
+          <wp:anchor behindDoc="0" distT="0" distB="0" distL="0" distR="0" simplePos="0" locked="0" layoutInCell="0" allowOverlap="1" relativeHeight="9">
+            <wp:simplePos x="0" y="0"/>
+            <wp:positionH relativeFrom="column">
+              <wp:posOffset>605790</wp:posOffset>
+            </wp:positionH>
+            <wp:positionV relativeFrom="paragraph">
+              <wp:posOffset>-428625</wp:posOffset>
+            </wp:positionV>
+            <wp:extent cx="4127500" cy="3256915"/>
+            <wp:effectExtent l="0" t="0" r="0" b="0"/>
+            <wp:wrapSquare wrapText="largest"/>
+            <wp:docPr id="8" name="Kuva8"/>
+            <wp:cNvGraphicFramePr>
+              <a:graphicFrameLocks xmlns:a="http://schemas.openxmlformats.org/drawingml/2006/main" noChangeAspect="1"/>
+            </wp:cNvGraphicFramePr>
+            <a:graphic xmlns:a="http://schemas.openxmlformats.org/drawingml/2006/main">
+              <a:graphicData uri="http://schemas.openxmlformats.org/drawingml/2006/picture">
+                <pic:pic xmlns:pic="http://schemas.openxmlformats.org/drawingml/2006/picture">
+                  <pic:nvPicPr>
+                    <pic:cNvPr id="8" name="Kuva8"/>
+                    <pic:cNvPicPr>
+                      <a:picLocks noChangeAspect="1" noChangeArrowheads="1"/>
+                    </pic:cNvPicPr>
+                  </pic:nvPicPr>
+                  <pic:blipFill>
+                    <a:blip r:embed="rId9"/>
+                    <a:stretch>
+                      <a:fillRect/>
+                    </a:stretch>
+                  </pic:blipFill>
+                  <pic:spPr bwMode="auto">
+                    <a:xfrm>
+                      <a:off x="0" y="0"/>
+                      <a:ext cx="4127500" cy="3256915"/>
+                    </a:xfrm>
+                    <a:prstGeom prst="rect">
+                      <a:avLst/>
+                    </a:prstGeom>
+                    <a:noFill/>
+                  </pic:spPr>
+                </pic:pic>
+              </a:graphicData>
+            </a:graphic>
+          </wp:anchor>
+        </w:drawing>
+      </w:r>
+    </w:p>
+    <w:p>
+      <w:pPr>
+        <w:pStyle w:val="Normal"/>
+        <w:bidi w:val="0"/>
+        <w:jc w:val="start"/>
+        <w:rPr/>
+      </w:pPr>
+      <w:r>
+        <w:rPr/>
+      </w:r>
+    </w:p>
+    <w:p>
+      <w:pPr>
+        <w:pStyle w:val="Normal"/>
+        <w:bidi w:val="0"/>
+        <w:jc w:val="start"/>
+        <w:rPr/>
+      </w:pPr>
+      <w:r>
+        <w:rPr/>
+      </w:r>
+    </w:p>
+    <w:p>
+      <w:pPr>
+        <w:pStyle w:val="Normal"/>
+        <w:bidi w:val="0"/>
+        <w:jc w:val="start"/>
+        <w:rPr/>
+      </w:pPr>
+      <w:r>
+        <w:rPr/>
+      </w:r>
+    </w:p>
+    <w:p>
+      <w:pPr>
+        <w:pStyle w:val="Normal"/>
+        <w:bidi w:val="0"/>
+        <w:jc w:val="start"/>
+        <w:rPr/>
+      </w:pPr>
+      <w:r>
+        <w:rPr/>
+      </w:r>
+    </w:p>
+    <w:p>
+      <w:pPr>
+        <w:pStyle w:val="Normal"/>
+        <w:bidi w:val="0"/>
+        <w:jc w:val="start"/>
+        <w:rPr/>
+      </w:pPr>
+      <w:r>
+        <w:rPr/>
+      </w:r>
+    </w:p>
+    <w:p>
+      <w:pPr>
+        <w:pStyle w:val="Normal"/>
+        <w:bidi w:val="0"/>
+        <w:jc w:val="start"/>
+        <w:rPr/>
+      </w:pPr>
+      <w:r>
+        <w:rPr/>
+      </w:r>
+    </w:p>
+    <w:p>
+      <w:pPr>
+        <w:pStyle w:val="Normal"/>
+        <w:bidi w:val="0"/>
+        <w:jc w:val="start"/>
+        <w:rPr/>
+      </w:pPr>
+      <w:r>
+        <w:rPr/>
+      </w:r>
+    </w:p>
+    <w:p>
+      <w:pPr>
+        <w:pStyle w:val="Normal"/>
+        <w:bidi w:val="0"/>
+        <w:jc w:val="start"/>
+        <w:rPr/>
+      </w:pPr>
+      <w:r>
+        <w:rPr/>
+      </w:r>
+    </w:p>
+    <w:p>
+      <w:pPr>
+        <w:pStyle w:val="Normal"/>
+        <w:bidi w:val="0"/>
+        <w:jc w:val="start"/>
+        <w:rPr/>
+      </w:pPr>
+      <w:r>
+        <w:rPr/>
+      </w:r>
+    </w:p>
+    <w:p>
+      <w:pPr>
+        <w:pStyle w:val="Normal"/>
+        <w:bidi w:val="0"/>
+        <w:jc w:val="start"/>
+        <w:rPr/>
+      </w:pPr>
+      <w:r>
+        <w:rPr/>
+      </w:r>
+    </w:p>
+    <w:p>
+      <w:pPr>
+        <w:pStyle w:val="Normal"/>
+        <w:bidi w:val="0"/>
+        <w:jc w:val="start"/>
+        <w:rPr/>
+      </w:pPr>
+      <w:r>
+        <w:rPr/>
+      </w:r>
+    </w:p>
+    <w:p>
+      <w:pPr>
+        <w:pStyle w:val="Normal"/>
+        <w:bidi w:val="0"/>
+        <w:jc w:val="start"/>
+        <w:rPr/>
+      </w:pPr>
+      <w:r>
+        <w:rPr/>
+      </w:r>
+    </w:p>
+    <w:p>
+      <w:pPr>
+        <w:pStyle w:val="Normal"/>
+        <w:bidi w:val="0"/>
+        <w:jc w:val="start"/>
+        <w:rPr/>
+      </w:pPr>
+      <w:r>
+        <w:rPr/>
+      </w:r>
+    </w:p>
+    <w:p>
+      <w:pPr>
+        <w:pStyle w:val="Normal"/>
+        <w:bidi w:val="0"/>
+        <w:jc w:val="start"/>
+        <w:rPr/>
+      </w:pPr>
+      <w:r>
+        <w:rPr/>
+      </w:r>
+    </w:p>
+    <w:p>
+      <w:pPr>
+        <w:pStyle w:val="Normal"/>
+        <w:bidi w:val="0"/>
+        <w:jc w:val="start"/>
+        <w:rPr/>
+      </w:pPr>
+      <w:r>
+        <w:rPr/>
+      </w:r>
+    </w:p>
+    <w:p>
+      <w:pPr>
+        <w:pStyle w:val="Normal"/>
+        <w:bidi w:val="0"/>
+        <w:jc w:val="start"/>
+        <w:rPr/>
+      </w:pPr>
+      <w:r>
+        <w:rPr/>
+        <w:drawing>
+          <wp:anchor behindDoc="0" distT="0" distB="0" distL="0" distR="0" simplePos="0" locked="0" layoutInCell="0" allowOverlap="1" relativeHeight="10">
+            <wp:simplePos x="0" y="0"/>
+            <wp:positionH relativeFrom="column">
+              <wp:posOffset>596265</wp:posOffset>
+            </wp:positionH>
+            <wp:positionV relativeFrom="paragraph">
+              <wp:posOffset>154305</wp:posOffset>
+            </wp:positionV>
+            <wp:extent cx="4131310" cy="3260090"/>
+            <wp:effectExtent l="0" t="0" r="0" b="0"/>
+            <wp:wrapSquare wrapText="largest"/>
+            <wp:docPr id="9" name="Kuva9"/>
+            <wp:cNvGraphicFramePr>
+              <a:graphicFrameLocks xmlns:a="http://schemas.openxmlformats.org/drawingml/2006/main" noChangeAspect="1"/>
+            </wp:cNvGraphicFramePr>
+            <a:graphic xmlns:a="http://schemas.openxmlformats.org/drawingml/2006/main">
+              <a:graphicData uri="http://schemas.openxmlformats.org/drawingml/2006/picture">
+                <pic:pic xmlns:pic="http://schemas.openxmlformats.org/drawingml/2006/picture">
+                  <pic:nvPicPr>
+                    <pic:cNvPr id="9" name="Kuva9"/>
+                    <pic:cNvPicPr>
+                      <a:picLocks noChangeAspect="1" noChangeArrowheads="1"/>
+                    </pic:cNvPicPr>
+                  </pic:nvPicPr>
+                  <pic:blipFill>
+                    <a:blip r:embed="rId10"/>
+                    <a:stretch>
+                      <a:fillRect/>
+                    </a:stretch>
+                  </pic:blipFill>
+                  <pic:spPr bwMode="auto">
+                    <a:xfrm>
+                      <a:off x="0" y="0"/>
+                      <a:ext cx="4131310" cy="3260090"/>
+                    </a:xfrm>
+                    <a:prstGeom prst="rect">
+                      <a:avLst/>
+                    </a:prstGeom>
+                    <a:noFill/>
+                  </pic:spPr>
+                </pic:pic>
+              </a:graphicData>
+            </a:graphic>
+          </wp:anchor>
+        </w:drawing>
+      </w:r>
+    </w:p>
+    <w:p>
+      <w:pPr>
+        <w:pStyle w:val="Normal"/>
+        <w:bidi w:val="0"/>
+        <w:jc w:val="start"/>
+        <w:rPr/>
+      </w:pPr>
+      <w:r>
+        <w:rPr/>
+      </w:r>
+    </w:p>
+    <w:p>
+      <w:pPr>
+        <w:pStyle w:val="Normal"/>
+        <w:bidi w:val="0"/>
+        <w:jc w:val="start"/>
+        <w:rPr/>
+      </w:pPr>
+      <w:r>
+        <w:rPr/>
+      </w:r>
+    </w:p>
+    <w:p>
+      <w:pPr>
+        <w:pStyle w:val="Normal"/>
+        <w:bidi w:val="0"/>
+        <w:jc w:val="start"/>
+        <w:rPr/>
+      </w:pPr>
+      <w:r>
+        <w:rPr/>
+      </w:r>
+    </w:p>
+    <w:p>
+      <w:pPr>
+        <w:pStyle w:val="Normal"/>
+        <w:bidi w:val="0"/>
+        <w:jc w:val="start"/>
+        <w:rPr/>
+      </w:pPr>
+      <w:r>
+        <w:rPr/>
+      </w:r>
+    </w:p>
+    <w:p>
+      <w:pPr>
+        <w:pStyle w:val="Normal"/>
+        <w:bidi w:val="0"/>
+        <w:jc w:val="start"/>
+        <w:rPr/>
+      </w:pPr>
+      <w:r>
+        <w:rPr/>
+      </w:r>
+    </w:p>
+    <w:p>
+      <w:pPr>
+        <w:pStyle w:val="Normal"/>
+        <w:bidi w:val="0"/>
+        <w:jc w:val="start"/>
+        <w:rPr/>
+      </w:pPr>
+      <w:r>
+        <w:rPr/>
+      </w:r>
+    </w:p>
+    <w:p>
+      <w:pPr>
+        <w:pStyle w:val="Normal"/>
+        <w:bidi w:val="0"/>
+        <w:jc w:val="start"/>
+        <w:rPr/>
+      </w:pPr>
+      <w:r>
+        <w:rPr/>
+      </w:r>
+    </w:p>
+    <w:p>
+      <w:pPr>
+        <w:pStyle w:val="Normal"/>
+        <w:bidi w:val="0"/>
+        <w:jc w:val="start"/>
+        <w:rPr/>
+      </w:pPr>
+      <w:r>
+        <w:rPr/>
+      </w:r>
+    </w:p>
+    <w:p>
+      <w:pPr>
+        <w:pStyle w:val="Normal"/>
+        <w:bidi w:val="0"/>
+        <w:jc w:val="start"/>
+        <w:rPr/>
+      </w:pPr>
+      <w:r>
+        <w:rPr/>
+      </w:r>
+    </w:p>
+    <w:p>
+      <w:pPr>
+        <w:pStyle w:val="Normal"/>
+        <w:bidi w:val="0"/>
+        <w:jc w:val="start"/>
+        <w:rPr/>
+      </w:pPr>
+      <w:r>
+        <w:rPr/>
+      </w:r>
+    </w:p>
+    <w:p>
+      <w:pPr>
+        <w:pStyle w:val="Normal"/>
+        <w:bidi w:val="0"/>
+        <w:jc w:val="start"/>
+        <w:rPr/>
+      </w:pPr>
+      <w:r>
+        <w:rPr/>
+      </w:r>
+    </w:p>
+    <w:p>
+      <w:pPr>
+        <w:pStyle w:val="Normal"/>
+        <w:bidi w:val="0"/>
+        <w:jc w:val="start"/>
+        <w:rPr/>
+      </w:pPr>
+      <w:r>
+        <w:rPr/>
+      </w:r>
+    </w:p>
+    <w:p>
+      <w:pPr>
+        <w:pStyle w:val="Normal"/>
+        <w:bidi w:val="0"/>
+        <w:jc w:val="start"/>
+        <w:rPr/>
+      </w:pPr>
+      <w:r>
+        <w:rPr/>
+      </w:r>
+    </w:p>
+    <w:p>
+      <w:pPr>
+        <w:pStyle w:val="Normal"/>
+        <w:bidi w:val="0"/>
+        <w:jc w:val="start"/>
+        <w:rPr/>
+      </w:pPr>
+      <w:r>
+        <w:rPr/>
+      </w:r>
+    </w:p>
+    <w:p>
+      <w:pPr>
+        <w:pStyle w:val="Normal"/>
+        <w:bidi w:val="0"/>
+        <w:jc w:val="start"/>
+        <w:rPr/>
+      </w:pPr>
+      <w:r>
+        <w:rPr/>
+      </w:r>
+    </w:p>
+    <w:p>
+      <w:pPr>
+        <w:pStyle w:val="Normal"/>
+        <w:bidi w:val="0"/>
+        <w:jc w:val="start"/>
+        <w:rPr/>
+      </w:pPr>
+      <w:r>
+        <w:rPr/>
+      </w:r>
+    </w:p>
+    <w:p>
+      <w:pPr>
+        <w:pStyle w:val="Normal"/>
+        <w:bidi w:val="0"/>
+        <w:jc w:val="start"/>
+        <w:rPr/>
+      </w:pPr>
+      <w:r>
+        <w:rPr/>
+      </w:r>
+    </w:p>
+    <w:p>
+      <w:pPr>
+        <w:pStyle w:val="Normal"/>
+        <w:bidi w:val="0"/>
+        <w:jc w:val="start"/>
+        <w:rPr/>
+      </w:pPr>
+      <w:r>
+        <w:rPr/>
+      </w:r>
+    </w:p>
+    <w:p>
+      <w:pPr>
+        <w:pStyle w:val="Normal"/>
+        <w:bidi w:val="0"/>
+        <w:jc w:val="start"/>
+        <w:rPr/>
+      </w:pPr>
+      <w:r>
+        <w:rPr/>
+      </w:r>
+    </w:p>
+    <w:p>
+      <w:pPr>
+        <w:pStyle w:val="Normal"/>
+        <w:bidi w:val="0"/>
+        <w:jc w:val="start"/>
+        <w:rPr/>
+      </w:pPr>
+      <w:r>
+        <w:rPr/>
+        <w:drawing>
+          <wp:anchor behindDoc="0" distT="0" distB="0" distL="0" distR="0" simplePos="0" locked="0" layoutInCell="0" allowOverlap="1" relativeHeight="11">
+            <wp:simplePos x="0" y="0"/>
+            <wp:positionH relativeFrom="column">
+              <wp:posOffset>733425</wp:posOffset>
+            </wp:positionH>
+            <wp:positionV relativeFrom="paragraph">
+              <wp:posOffset>4445</wp:posOffset>
+            </wp:positionV>
+            <wp:extent cx="3801110" cy="3362960"/>
+            <wp:effectExtent l="0" t="0" r="0" b="0"/>
+            <wp:wrapSquare wrapText="largest"/>
+            <wp:docPr id="10" name="Kuva10"/>
+            <wp:cNvGraphicFramePr>
+              <a:graphicFrameLocks xmlns:a="http://schemas.openxmlformats.org/drawingml/2006/main" noChangeAspect="1"/>
+            </wp:cNvGraphicFramePr>
+            <a:graphic xmlns:a="http://schemas.openxmlformats.org/drawingml/2006/main">
+              <a:graphicData uri="http://schemas.openxmlformats.org/drawingml/2006/picture">
+                <pic:pic xmlns:pic="http://schemas.openxmlformats.org/drawingml/2006/picture">
+                  <pic:nvPicPr>
+                    <pic:cNvPr id="10" name="Kuva10"/>
+                    <pic:cNvPicPr>
+                      <a:picLocks noChangeAspect="1" noChangeArrowheads="1"/>
+                    </pic:cNvPicPr>
+                  </pic:nvPicPr>
+                  <pic:blipFill>
+                    <a:blip r:embed="rId11"/>
+                    <a:stretch>
+                      <a:fillRect/>
+                    </a:stretch>
+                  </pic:blipFill>
+                  <pic:spPr bwMode="auto">
+                    <a:xfrm>
+                      <a:off x="0" y="0"/>
+                      <a:ext cx="3801110" cy="3362960"/>
+                    </a:xfrm>
+                    <a:prstGeom prst="rect">
+                      <a:avLst/>
+                    </a:prstGeom>
+                    <a:noFill/>
+                  </pic:spPr>
+                </pic:pic>
+              </a:graphicData>
+            </a:graphic>
+          </wp:anchor>
+        </w:drawing>
+      </w:r>
+    </w:p>
+    <w:p>
+      <w:pPr>
+        <w:pStyle w:val="Normal"/>
+        <w:bidi w:val="0"/>
+        <w:jc w:val="start"/>
+        <w:rPr/>
+      </w:pPr>
+      <w:r>
+        <w:rPr/>
+      </w:r>
+    </w:p>
+    <w:p>
+      <w:pPr>
+        <w:pStyle w:val="Normal"/>
+        <w:bidi w:val="0"/>
+        <w:jc w:val="start"/>
+        <w:rPr/>
+      </w:pPr>
+      <w:r>
+        <w:rPr/>
+      </w:r>
+    </w:p>
+    <w:p>
+      <w:pPr>
+        <w:pStyle w:val="Normal"/>
+        <w:bidi w:val="0"/>
+        <w:jc w:val="start"/>
+        <w:rPr/>
+      </w:pPr>
+      <w:r>
+        <w:rPr/>
+      </w:r>
+    </w:p>
+    <w:p>
+      <w:pPr>
+        <w:pStyle w:val="Normal"/>
+        <w:bidi w:val="0"/>
+        <w:jc w:val="start"/>
+        <w:rPr/>
+      </w:pPr>
+      <w:r>
+        <w:rPr/>
+      </w:r>
+    </w:p>
+    <w:p>
+      <w:pPr>
+        <w:pStyle w:val="Normal"/>
+        <w:bidi w:val="0"/>
+        <w:jc w:val="start"/>
+        <w:rPr/>
+      </w:pPr>
+      <w:r>
+        <w:rPr/>
+      </w:r>
+    </w:p>
+    <w:p>
+      <w:pPr>
+        <w:pStyle w:val="Normal"/>
+        <w:bidi w:val="0"/>
+        <w:jc w:val="start"/>
+        <w:rPr/>
+      </w:pPr>
+      <w:r>
+        <w:rPr/>
+      </w:r>
+    </w:p>
+    <w:p>
+      <w:pPr>
+        <w:pStyle w:val="Normal"/>
+        <w:bidi w:val="0"/>
+        <w:jc w:val="start"/>
+        <w:rPr/>
+      </w:pPr>
+      <w:r>
+        <w:rPr/>
+      </w:r>
+    </w:p>
+    <w:p>
+      <w:pPr>
+        <w:pStyle w:val="Normal"/>
+        <w:bidi w:val="0"/>
+        <w:jc w:val="start"/>
+        <w:rPr/>
+      </w:pPr>
+      <w:r>
+        <w:rPr/>
+      </w:r>
+    </w:p>
+    <w:p>
+      <w:pPr>
+        <w:pStyle w:val="Normal"/>
+        <w:bidi w:val="0"/>
+        <w:jc w:val="start"/>
+        <w:rPr/>
+      </w:pPr>
+      <w:r>
+        <w:rPr/>
+      </w:r>
+    </w:p>
+    <w:p>
+      <w:pPr>
+        <w:pStyle w:val="Normal"/>
+        <w:bidi w:val="0"/>
+        <w:jc w:val="start"/>
+        <w:rPr/>
+      </w:pPr>
+      <w:r>
+        <w:rPr/>
+      </w:r>
+    </w:p>
+    <w:p>
+      <w:pPr>
+        <w:pStyle w:val="Normal"/>
+        <w:bidi w:val="0"/>
+        <w:jc w:val="start"/>
+        <w:rPr/>
+      </w:pPr>
+      <w:r>
+        <w:rPr/>
+      </w:r>
+    </w:p>
+    <w:p>
+      <w:pPr>
+        <w:pStyle w:val="Normal"/>
+        <w:bidi w:val="0"/>
+        <w:jc w:val="start"/>
+        <w:rPr/>
+      </w:pPr>
+      <w:r>
+        <w:rPr/>
+      </w:r>
+    </w:p>
+    <w:p>
+      <w:pPr>
+        <w:pStyle w:val="Normal"/>
+        <w:bidi w:val="0"/>
+        <w:jc w:val="start"/>
+        <w:rPr/>
+      </w:pPr>
+      <w:r>
+        <w:rPr/>
+      </w:r>
+    </w:p>
+    <w:p>
+      <w:pPr>
+        <w:pStyle w:val="Normal"/>
+        <w:bidi w:val="0"/>
+        <w:jc w:val="start"/>
+        <w:rPr/>
+      </w:pPr>
+      <w:r>
+        <w:rPr/>
+      </w:r>
+    </w:p>
+    <w:p>
+      <w:pPr>
+        <w:pStyle w:val="Normal"/>
+        <w:bidi w:val="0"/>
+        <w:jc w:val="start"/>
+        <w:rPr/>
+      </w:pPr>
+      <w:r>
+        <w:rPr/>
+      </w:r>
+    </w:p>
+    <w:p>
+      <w:pPr>
+        <w:pStyle w:val="Normal"/>
+        <w:bidi w:val="0"/>
+        <w:jc w:val="start"/>
+        <w:rPr/>
+      </w:pPr>
+      <w:r>
+        <w:rPr/>
+        <w:drawing>
+          <wp:anchor behindDoc="0" distT="0" distB="0" distL="0" distR="0" simplePos="0" locked="0" layoutInCell="0" allowOverlap="1" relativeHeight="12">
+            <wp:simplePos x="0" y="0"/>
+            <wp:positionH relativeFrom="column">
+              <wp:align>center</wp:align>
+            </wp:positionH>
+            <wp:positionV relativeFrom="paragraph">
+              <wp:posOffset>635</wp:posOffset>
+            </wp:positionV>
+            <wp:extent cx="3891915" cy="3442970"/>
+            <wp:effectExtent l="0" t="0" r="0" b="0"/>
+            <wp:wrapSquare wrapText="largest"/>
+            <wp:docPr id="11" name="Kuva11"/>
+            <wp:cNvGraphicFramePr>
+              <a:graphicFrameLocks xmlns:a="http://schemas.openxmlformats.org/drawingml/2006/main" noChangeAspect="1"/>
+            </wp:cNvGraphicFramePr>
+            <a:graphic xmlns:a="http://schemas.openxmlformats.org/drawingml/2006/main">
+              <a:graphicData uri="http://schemas.openxmlformats.org/drawingml/2006/picture">
+                <pic:pic xmlns:pic="http://schemas.openxmlformats.org/drawingml/2006/picture">
+                  <pic:nvPicPr>
+                    <pic:cNvPr id="11" name="Kuva11"/>
+                    <pic:cNvPicPr>
+                      <a:picLocks noChangeAspect="1" noChangeArrowheads="1"/>
+                    </pic:cNvPicPr>
+                  </pic:nvPicPr>
+                  <pic:blipFill>
+                    <a:blip r:embed="rId12"/>
+                    <a:stretch>
+                      <a:fillRect/>
+                    </a:stretch>
+                  </pic:blipFill>
+                  <pic:spPr bwMode="auto">
+                    <a:xfrm>
+                      <a:off x="0" y="0"/>
+                      <a:ext cx="3891915" cy="3442970"/>
+                    </a:xfrm>
+                    <a:prstGeom prst="rect">
+                      <a:avLst/>
+                    </a:prstGeom>
+                    <a:noFill/>
+                  </pic:spPr>
+                </pic:pic>
+              </a:graphicData>
+            </a:graphic>
+          </wp:anchor>
+        </w:drawing>
+      </w:r>
+    </w:p>
+    <w:p>
+      <w:pPr>
+        <w:pStyle w:val="Normal"/>
+        <w:bidi w:val="0"/>
+        <w:jc w:val="start"/>
+        <w:rPr/>
+      </w:pPr>
+      <w:r>
+        <w:rPr/>
+      </w:r>
+    </w:p>
+    <w:p>
+      <w:pPr>
+        <w:pStyle w:val="Normal"/>
+        <w:bidi w:val="0"/>
+        <w:jc w:val="start"/>
+        <w:rPr/>
+      </w:pPr>
+      <w:r>
+        <w:rPr/>
+      </w:r>
+    </w:p>
+    <w:p>
+      <w:pPr>
+        <w:pStyle w:val="Normal"/>
+        <w:bidi w:val="0"/>
+        <w:jc w:val="start"/>
+        <w:rPr/>
+      </w:pPr>
+      <w:r>
+        <w:rPr/>
+      </w:r>
+    </w:p>
+    <w:p>
+      <w:pPr>
+        <w:pStyle w:val="Normal"/>
+        <w:bidi w:val="0"/>
+        <w:jc w:val="start"/>
+        <w:rPr/>
+      </w:pPr>
+      <w:r>
+        <w:rPr/>
+      </w:r>
+    </w:p>
+    <w:p>
+      <w:pPr>
+        <w:pStyle w:val="Normal"/>
+        <w:bidi w:val="0"/>
+        <w:jc w:val="start"/>
+        <w:rPr/>
+      </w:pPr>
+      <w:r>
+        <w:rPr/>
+      </w:r>
+    </w:p>
+    <w:p>
+      <w:pPr>
+        <w:pStyle w:val="Normal"/>
+        <w:bidi w:val="0"/>
+        <w:jc w:val="start"/>
+        <w:rPr/>
+      </w:pPr>
+      <w:r>
+        <w:rPr/>
+      </w:r>
+    </w:p>
+    <w:p>
+      <w:pPr>
+        <w:pStyle w:val="Normal"/>
+        <w:bidi w:val="0"/>
+        <w:jc w:val="start"/>
+        <w:rPr/>
+      </w:pPr>
+      <w:r>
+        <w:rPr/>
+      </w:r>
+    </w:p>
+    <w:p>
+      <w:pPr>
+        <w:pStyle w:val="Normal"/>
+        <w:bidi w:val="0"/>
+        <w:jc w:val="start"/>
+        <w:rPr/>
+      </w:pPr>
+      <w:r>
+        <w:rPr/>
+      </w:r>
+    </w:p>
+    <w:p>
+      <w:pPr>
+        <w:pStyle w:val="Normal"/>
+        <w:bidi w:val="0"/>
+        <w:jc w:val="start"/>
+        <w:rPr/>
+      </w:pPr>
+      <w:r>
+        <w:rPr/>
+      </w:r>
+    </w:p>
+    <w:p>
+      <w:pPr>
+        <w:pStyle w:val="Normal"/>
+        <w:bidi w:val="0"/>
+        <w:jc w:val="start"/>
+        <w:rPr/>
+      </w:pPr>
+      <w:r>
+        <w:rPr/>
+      </w:r>
+    </w:p>
+    <w:p>
+      <w:pPr>
+        <w:pStyle w:val="Normal"/>
+        <w:bidi w:val="0"/>
+        <w:jc w:val="start"/>
+        <w:rPr/>
+      </w:pPr>
+      <w:r>
+        <w:rPr/>
+      </w:r>
+    </w:p>
+    <w:p>
+      <w:pPr>
+        <w:pStyle w:val="Normal"/>
+        <w:bidi w:val="0"/>
+        <w:jc w:val="start"/>
+        <w:rPr/>
+      </w:pPr>
+      <w:r>
+        <w:rPr/>
+      </w:r>
+    </w:p>
+    <w:p>
+      <w:pPr>
+        <w:pStyle w:val="Normal"/>
+        <w:bidi w:val="0"/>
+        <w:jc w:val="start"/>
+        <w:rPr/>
+      </w:pPr>
+      <w:r>
+        <w:rPr/>
+      </w:r>
+    </w:p>
+    <w:p>
+      <w:pPr>
+        <w:pStyle w:val="Normal"/>
+        <w:bidi w:val="0"/>
+        <w:jc w:val="start"/>
+        <w:rPr/>
+      </w:pPr>
+      <w:r>
+        <w:rPr/>
+      </w:r>
+    </w:p>
+    <w:p>
+      <w:pPr>
+        <w:pStyle w:val="Normal"/>
+        <w:bidi w:val="0"/>
+        <w:jc w:val="start"/>
+        <w:rPr/>
+      </w:pPr>
+      <w:r>
+        <w:rPr/>
+      </w:r>
+    </w:p>
+    <w:p>
+      <w:pPr>
+        <w:pStyle w:val="Normal"/>
+        <w:bidi w:val="0"/>
+        <w:jc w:val="start"/>
+        <w:rPr/>
+      </w:pPr>
+      <w:r>
+        <w:rPr/>
+      </w:r>
+    </w:p>
+    <w:p>
+      <w:pPr>
+        <w:pStyle w:val="Normal"/>
+        <w:bidi w:val="0"/>
+        <w:jc w:val="start"/>
+        <w:rPr/>
+      </w:pPr>
+      <w:r>
+        <w:rPr/>
+      </w:r>
+    </w:p>
+    <w:p>
+      <w:pPr>
+        <w:pStyle w:val="Normal"/>
+        <w:bidi w:val="0"/>
+        <w:jc w:val="start"/>
+        <w:rPr/>
+      </w:pPr>
+      <w:r>
+        <w:rPr/>
+      </w:r>
+    </w:p>
+    <w:p>
+      <w:pPr>
+        <w:pStyle w:val="Normal"/>
+        <w:bidi w:val="0"/>
+        <w:jc w:val="start"/>
+        <w:rPr/>
+      </w:pPr>
+      <w:r>
+        <w:rPr/>
+      </w:r>
+    </w:p>
+    <w:p>
+      <w:pPr>
+        <w:pStyle w:val="Normal"/>
+        <w:bidi w:val="0"/>
+        <w:jc w:val="start"/>
+        <w:rPr/>
+      </w:pPr>
+      <w:r>
+        <w:rPr/>
+      </w:r>
+    </w:p>
+    <w:p>
+      <w:pPr>
+        <w:pStyle w:val="Normal"/>
+        <w:bidi w:val="0"/>
+        <w:jc w:val="start"/>
+        <w:rPr/>
+      </w:pPr>
+      <w:r>
+        <w:rPr/>
+      </w:r>
+    </w:p>
+    <w:p>
+      <w:pPr>
+        <w:pStyle w:val="Normal"/>
+        <w:bidi w:val="0"/>
+        <w:jc w:val="start"/>
+        <w:rPr>
+          <w:rFonts w:ascii="Arimo" w:hAnsi="Arimo"/>
+          <w:sz w:val="26"/>
+          <w:szCs w:val="26"/>
+        </w:rPr>
+      </w:pPr>
+      <w:r>
+        <w:rPr>
+          <w:rFonts w:ascii="Arimo" w:hAnsi="Arimo"/>
+          <w:sz w:val="26"/>
+          <w:szCs w:val="26"/>
+        </w:rPr>
+        <w:t>4.</w:t>
+      </w:r>
+      <w:r>
+        <w:rPr>
+          <w:rFonts w:ascii="Arimo" w:hAnsi="Arimo"/>
+          <w:b w:val="false"/>
+          <w:i w:val="false"/>
+          <w:caps w:val="false"/>
+          <w:smallCaps w:val="false"/>
+          <w:color w:val="545454"/>
+          <w:spacing w:val="0"/>
+          <w:sz w:val="26"/>
+          <w:szCs w:val="26"/>
+        </w:rPr>
+        <w:t>Asenna jokin ohjelma tai peli Virtual Boxiin asennetulle Linuxille. (Esim. Photoshop. MS Word. Voit vapaasti valita.)</w:t>
+      </w:r>
+    </w:p>
+    <w:p>
+      <w:pPr>
+        <w:pStyle w:val="Normal"/>
+        <w:bidi w:val="0"/>
+        <w:jc w:val="start"/>
+        <w:rPr>
+          <w:rFonts w:ascii="Arimo" w:hAnsi="Arimo"/>
+          <w:b w:val="false"/>
+          <w:i w:val="false"/>
+          <w:caps w:val="false"/>
+          <w:smallCaps w:val="false"/>
+          <w:color w:val="545454"/>
+          <w:spacing w:val="0"/>
+          <w:sz w:val="26"/>
+          <w:szCs w:val="26"/>
+        </w:rPr>
+      </w:pPr>
+      <w:r>
+        <w:rPr>
+          <w:rFonts w:ascii="Arimo" w:hAnsi="Arimo"/>
+          <w:b w:val="false"/>
+          <w:i w:val="false"/>
+          <w:caps w:val="false"/>
+          <w:smallCaps w:val="false"/>
+          <w:color w:val="545454"/>
+          <w:spacing w:val="0"/>
+          <w:sz w:val="26"/>
+          <w:szCs w:val="26"/>
+        </w:rPr>
+      </w:r>
+    </w:p>
+    <w:p>
+      <w:pPr>
+        <w:pStyle w:val="Normal"/>
+        <w:bidi w:val="0"/>
+        <w:jc w:val="start"/>
+        <w:rPr>
+          <w:rFonts w:ascii="Arimo" w:hAnsi="Arimo"/>
+          <w:b w:val="false"/>
+          <w:i w:val="false"/>
+          <w:caps w:val="false"/>
+          <w:smallCaps w:val="false"/>
+          <w:color w:val="545454"/>
+          <w:spacing w:val="0"/>
+          <w:sz w:val="26"/>
+          <w:szCs w:val="26"/>
+        </w:rPr>
+      </w:pPr>
+      <w:r>
+        <w:rPr>
+          <w:rFonts w:ascii="Arimo" w:hAnsi="Arimo"/>
+          <w:b w:val="false"/>
+          <w:i w:val="false"/>
+          <w:caps w:val="false"/>
+          <w:smallCaps w:val="false"/>
+          <w:color w:val="545454"/>
+          <w:spacing w:val="0"/>
+          <w:sz w:val="26"/>
+          <w:szCs w:val="26"/>
+        </w:rPr>
+        <w:t>Linuxilla ei voi ajaa MS Wordiä tai Photoshoppia. Photoshopin saa hitusella vaivalla kyllä asennettua mutta ei todennäköisesti tule toimimaan kunnolla joten suosittelen näiden tilale Gimppiä tai Libre officen writeria.</w:t>
+      </w:r>
+    </w:p>
+    <w:p>
+      <w:pPr>
+        <w:pStyle w:val="Normal"/>
+        <w:bidi w:val="0"/>
+        <w:jc w:val="start"/>
+        <w:rPr>
+          <w:rFonts w:ascii="Arimo" w:hAnsi="Arimo"/>
+          <w:b w:val="false"/>
+          <w:i w:val="false"/>
+          <w:caps w:val="false"/>
+          <w:smallCaps w:val="false"/>
+          <w:color w:val="545454"/>
+          <w:spacing w:val="0"/>
+          <w:sz w:val="26"/>
+          <w:szCs w:val="26"/>
+        </w:rPr>
+      </w:pPr>
+      <w:r>
+        <w:rPr>
+          <w:rFonts w:ascii="Arimo" w:hAnsi="Arimo"/>
+          <w:b w:val="false"/>
+          <w:i w:val="false"/>
+          <w:caps w:val="false"/>
+          <w:smallCaps w:val="false"/>
+          <w:color w:val="545454"/>
+          <w:spacing w:val="0"/>
+          <w:sz w:val="26"/>
+          <w:szCs w:val="26"/>
+        </w:rPr>
+        <w:drawing>
+          <wp:anchor behindDoc="0" distT="0" distB="0" distL="0" distR="0" simplePos="0" locked="0" layoutInCell="0" allowOverlap="1" relativeHeight="13">
+            <wp:simplePos x="0" y="0"/>
+            <wp:positionH relativeFrom="column">
+              <wp:posOffset>367665</wp:posOffset>
+            </wp:positionH>
+            <wp:positionV relativeFrom="paragraph">
+              <wp:posOffset>114300</wp:posOffset>
+            </wp:positionV>
+            <wp:extent cx="4603750" cy="3157220"/>
+            <wp:effectExtent l="0" t="0" r="0" b="0"/>
+            <wp:wrapSquare wrapText="largest"/>
+            <wp:docPr id="12" name="Kuva12"/>
+            <wp:cNvGraphicFramePr>
+              <a:graphicFrameLocks xmlns:a="http://schemas.openxmlformats.org/drawingml/2006/main" noChangeAspect="1"/>
+            </wp:cNvGraphicFramePr>
+            <a:graphic xmlns:a="http://schemas.openxmlformats.org/drawingml/2006/main">
+              <a:graphicData uri="http://schemas.openxmlformats.org/drawingml/2006/picture">
+                <pic:pic xmlns:pic="http://schemas.openxmlformats.org/drawingml/2006/picture">
+                  <pic:nvPicPr>
+                    <pic:cNvPr id="12" name="Kuva12"/>
+                    <pic:cNvPicPr>
+                      <a:picLocks noChangeAspect="1" noChangeArrowheads="1"/>
+                    </pic:cNvPicPr>
+                  </pic:nvPicPr>
+                  <pic:blipFill>
+                    <a:blip r:embed="rId13"/>
+                    <a:stretch>
+                      <a:fillRect/>
+                    </a:stretch>
+                  </pic:blipFill>
+                  <pic:spPr bwMode="auto">
+                    <a:xfrm>
+                      <a:off x="0" y="0"/>
+                      <a:ext cx="4603750" cy="3157220"/>
+                    </a:xfrm>
+                    <a:prstGeom prst="rect">
+                      <a:avLst/>
+                    </a:prstGeom>
+                    <a:noFill/>
+                  </pic:spPr>
+                </pic:pic>
+              </a:graphicData>
+            </a:graphic>
+          </wp:anchor>
+        </w:drawing>
+      </w:r>
+    </w:p>
+    <w:p>
+      <w:pPr>
+        <w:pStyle w:val="Normal"/>
+        <w:bidi w:val="0"/>
+        <w:jc w:val="start"/>
+        <w:rPr>
+          <w:rFonts w:ascii="Arimo" w:hAnsi="Arimo"/>
+          <w:b w:val="false"/>
+          <w:i w:val="false"/>
+          <w:caps w:val="false"/>
+          <w:smallCaps w:val="false"/>
+          <w:color w:val="545454"/>
+          <w:spacing w:val="0"/>
+          <w:sz w:val="26"/>
+          <w:szCs w:val="26"/>
+        </w:rPr>
+      </w:pPr>
+      <w:r>
+        <w:rPr>
+          <w:rFonts w:ascii="Arimo" w:hAnsi="Arimo"/>
+          <w:b w:val="false"/>
+          <w:i w:val="false"/>
+          <w:caps w:val="false"/>
+          <w:smallCaps w:val="false"/>
+          <w:color w:val="545454"/>
+          <w:spacing w:val="0"/>
+          <w:sz w:val="26"/>
+          <w:szCs w:val="26"/>
+        </w:rPr>
+      </w:r>
+    </w:p>
+    <w:p>
+      <w:pPr>
+        <w:pStyle w:val="Normal"/>
+        <w:bidi w:val="0"/>
+        <w:jc w:val="start"/>
+        <w:rPr>
+          <w:rFonts w:ascii="Arimo" w:hAnsi="Arimo"/>
+          <w:b w:val="false"/>
+          <w:i w:val="false"/>
+          <w:caps w:val="false"/>
+          <w:smallCaps w:val="false"/>
+          <w:color w:val="545454"/>
+          <w:spacing w:val="0"/>
+          <w:sz w:val="26"/>
+          <w:szCs w:val="26"/>
+        </w:rPr>
+      </w:pPr>
+      <w:r>
+        <w:rPr>
+          <w:rFonts w:ascii="Arimo" w:hAnsi="Arimo"/>
+          <w:b w:val="false"/>
+          <w:i w:val="false"/>
+          <w:caps w:val="false"/>
+          <w:smallCaps w:val="false"/>
+          <w:color w:val="545454"/>
+          <w:spacing w:val="0"/>
+          <w:sz w:val="26"/>
+          <w:szCs w:val="26"/>
+        </w:rPr>
+      </w:r>
+    </w:p>
+    <w:p>
+      <w:pPr>
+        <w:pStyle w:val="Normal"/>
+        <w:bidi w:val="0"/>
+        <w:jc w:val="start"/>
+        <w:rPr>
+          <w:rFonts w:ascii="Arimo" w:hAnsi="Arimo"/>
+          <w:b w:val="false"/>
+          <w:i w:val="false"/>
+          <w:caps w:val="false"/>
+          <w:smallCaps w:val="false"/>
+          <w:color w:val="545454"/>
+          <w:spacing w:val="0"/>
+          <w:sz w:val="26"/>
+          <w:szCs w:val="26"/>
+        </w:rPr>
+      </w:pPr>
+      <w:r>
+        <w:rPr>
+          <w:rFonts w:ascii="Arimo" w:hAnsi="Arimo"/>
+          <w:b w:val="false"/>
+          <w:i w:val="false"/>
+          <w:caps w:val="false"/>
+          <w:smallCaps w:val="false"/>
+          <w:color w:val="545454"/>
+          <w:spacing w:val="0"/>
+          <w:sz w:val="26"/>
+          <w:szCs w:val="26"/>
+        </w:rPr>
+      </w:r>
+    </w:p>
+    <w:p>
+      <w:pPr>
+        <w:pStyle w:val="Normal"/>
+        <w:bidi w:val="0"/>
+        <w:jc w:val="start"/>
+        <w:rPr>
+          <w:rFonts w:ascii="Arimo" w:hAnsi="Arimo"/>
+          <w:b w:val="false"/>
+          <w:i w:val="false"/>
+          <w:caps w:val="false"/>
+          <w:smallCaps w:val="false"/>
+          <w:color w:val="545454"/>
+          <w:spacing w:val="0"/>
+          <w:sz w:val="26"/>
+          <w:szCs w:val="26"/>
+        </w:rPr>
+      </w:pPr>
+      <w:r>
+        <w:rPr>
+          <w:rFonts w:ascii="Arimo" w:hAnsi="Arimo"/>
+          <w:b w:val="false"/>
+          <w:i w:val="false"/>
+          <w:caps w:val="false"/>
+          <w:smallCaps w:val="false"/>
+          <w:color w:val="545454"/>
+          <w:spacing w:val="0"/>
+          <w:sz w:val="26"/>
+          <w:szCs w:val="26"/>
+        </w:rPr>
+      </w:r>
+    </w:p>
+    <w:p>
+      <w:pPr>
+        <w:pStyle w:val="Normal"/>
+        <w:bidi w:val="0"/>
+        <w:jc w:val="start"/>
+        <w:rPr>
+          <w:rFonts w:ascii="Arimo" w:hAnsi="Arimo"/>
+          <w:b w:val="false"/>
+          <w:i w:val="false"/>
+          <w:caps w:val="false"/>
+          <w:smallCaps w:val="false"/>
+          <w:color w:val="545454"/>
+          <w:spacing w:val="0"/>
+          <w:sz w:val="26"/>
+          <w:szCs w:val="26"/>
+        </w:rPr>
+      </w:pPr>
+      <w:r>
+        <w:rPr>
+          <w:rFonts w:ascii="Arimo" w:hAnsi="Arimo"/>
+          <w:b w:val="false"/>
+          <w:i w:val="false"/>
+          <w:caps w:val="false"/>
+          <w:smallCaps w:val="false"/>
+          <w:color w:val="545454"/>
+          <w:spacing w:val="0"/>
+          <w:sz w:val="26"/>
+          <w:szCs w:val="26"/>
+        </w:rPr>
+      </w:r>
+    </w:p>
+    <w:p>
+      <w:pPr>
+        <w:pStyle w:val="Normal"/>
+        <w:bidi w:val="0"/>
+        <w:jc w:val="start"/>
+        <w:rPr>
+          <w:rFonts w:ascii="Arimo" w:hAnsi="Arimo"/>
+          <w:b w:val="false"/>
+          <w:i w:val="false"/>
+          <w:caps w:val="false"/>
+          <w:smallCaps w:val="false"/>
+          <w:color w:val="545454"/>
+          <w:spacing w:val="0"/>
+          <w:sz w:val="26"/>
+          <w:szCs w:val="26"/>
+        </w:rPr>
+      </w:pPr>
+      <w:r>
+        <w:rPr>
+          <w:rFonts w:ascii="Arimo" w:hAnsi="Arimo"/>
+          <w:b w:val="false"/>
+          <w:i w:val="false"/>
+          <w:caps w:val="false"/>
+          <w:smallCaps w:val="false"/>
+          <w:color w:val="545454"/>
+          <w:spacing w:val="0"/>
+          <w:sz w:val="26"/>
+          <w:szCs w:val="26"/>
+        </w:rPr>
+      </w:r>
+    </w:p>
+    <w:p>
+      <w:pPr>
+        <w:pStyle w:val="Normal"/>
+        <w:bidi w:val="0"/>
+        <w:jc w:val="start"/>
+        <w:rPr>
+          <w:rFonts w:ascii="Arimo" w:hAnsi="Arimo"/>
+          <w:b w:val="false"/>
+          <w:i w:val="false"/>
+          <w:caps w:val="false"/>
+          <w:smallCaps w:val="false"/>
+          <w:color w:val="545454"/>
+          <w:spacing w:val="0"/>
+          <w:sz w:val="26"/>
+          <w:szCs w:val="26"/>
+        </w:rPr>
+      </w:pPr>
+      <w:r>
+        <w:rPr>
+          <w:rFonts w:ascii="Arimo" w:hAnsi="Arimo"/>
+          <w:b w:val="false"/>
+          <w:i w:val="false"/>
+          <w:caps w:val="false"/>
+          <w:smallCaps w:val="false"/>
+          <w:color w:val="545454"/>
+          <w:spacing w:val="0"/>
+          <w:sz w:val="26"/>
+          <w:szCs w:val="26"/>
+        </w:rPr>
+      </w:r>
+    </w:p>
+    <w:p>
+      <w:pPr>
+        <w:pStyle w:val="Normal"/>
+        <w:bidi w:val="0"/>
+        <w:jc w:val="start"/>
+        <w:rPr>
+          <w:rFonts w:ascii="Arimo" w:hAnsi="Arimo"/>
+          <w:b w:val="false"/>
+          <w:i w:val="false"/>
+          <w:caps w:val="false"/>
+          <w:smallCaps w:val="false"/>
+          <w:color w:val="545454"/>
+          <w:spacing w:val="0"/>
+          <w:sz w:val="26"/>
+          <w:szCs w:val="26"/>
+        </w:rPr>
+      </w:pPr>
+      <w:r>
+        <w:rPr>
+          <w:rFonts w:ascii="Arimo" w:hAnsi="Arimo"/>
+          <w:b w:val="false"/>
+          <w:i w:val="false"/>
+          <w:caps w:val="false"/>
+          <w:smallCaps w:val="false"/>
+          <w:color w:val="545454"/>
+          <w:spacing w:val="0"/>
+          <w:sz w:val="26"/>
+          <w:szCs w:val="26"/>
+        </w:rPr>
+        <w:drawing>
+          <wp:anchor behindDoc="0" distT="0" distB="0" distL="0" distR="0" simplePos="0" locked="0" layoutInCell="0" allowOverlap="1" relativeHeight="14">
+            <wp:simplePos x="0" y="0"/>
+            <wp:positionH relativeFrom="column">
+              <wp:posOffset>1601470</wp:posOffset>
+            </wp:positionH>
+            <wp:positionV relativeFrom="paragraph">
+              <wp:posOffset>139700</wp:posOffset>
+            </wp:positionV>
+            <wp:extent cx="4422775" cy="3033395"/>
+            <wp:effectExtent l="0" t="0" r="0" b="0"/>
+            <wp:wrapSquare wrapText="largest"/>
+            <wp:docPr id="13" name="Kuva13"/>
+            <wp:cNvGraphicFramePr>
+              <a:graphicFrameLocks xmlns:a="http://schemas.openxmlformats.org/drawingml/2006/main" noChangeAspect="1"/>
+            </wp:cNvGraphicFramePr>
+            <a:graphic xmlns:a="http://schemas.openxmlformats.org/drawingml/2006/main">
+              <a:graphicData uri="http://schemas.openxmlformats.org/drawingml/2006/picture">
+                <pic:pic xmlns:pic="http://schemas.openxmlformats.org/drawingml/2006/picture">
+                  <pic:nvPicPr>
+                    <pic:cNvPr id="13" name="Kuva13"/>
+                    <pic:cNvPicPr>
+                      <a:picLocks noChangeAspect="1" noChangeArrowheads="1"/>
+                    </pic:cNvPicPr>
+                  </pic:nvPicPr>
+                  <pic:blipFill>
+                    <a:blip r:embed="rId14"/>
+                    <a:stretch>
+                      <a:fillRect/>
+                    </a:stretch>
+                  </pic:blipFill>
+                  <pic:spPr bwMode="auto">
+                    <a:xfrm>
+                      <a:off x="0" y="0"/>
+                      <a:ext cx="4422775" cy="3033395"/>
+                    </a:xfrm>
+                    <a:prstGeom prst="rect">
+                      <a:avLst/>
+                    </a:prstGeom>
+                    <a:noFill/>
+                  </pic:spPr>
+                </pic:pic>
+              </a:graphicData>
+            </a:graphic>
+          </wp:anchor>
+        </w:drawing>
+      </w:r>
+    </w:p>
+    <w:p>
+      <w:pPr>
+        <w:pStyle w:val="Normal"/>
+        <w:bidi w:val="0"/>
+        <w:jc w:val="start"/>
+        <w:rPr>
+          <w:rFonts w:ascii="Arimo" w:hAnsi="Arimo"/>
+          <w:b w:val="false"/>
+          <w:i w:val="false"/>
+          <w:caps w:val="false"/>
+          <w:smallCaps w:val="false"/>
+          <w:color w:val="545454"/>
+          <w:spacing w:val="0"/>
+          <w:sz w:val="26"/>
+          <w:szCs w:val="26"/>
+        </w:rPr>
+      </w:pPr>
+      <w:r>
+        <w:rPr>
+          <w:rFonts w:ascii="Arimo" w:hAnsi="Arimo"/>
+          <w:b w:val="false"/>
+          <w:i w:val="false"/>
+          <w:caps w:val="false"/>
+          <w:smallCaps w:val="false"/>
+          <w:color w:val="545454"/>
+          <w:spacing w:val="0"/>
+          <w:sz w:val="26"/>
+          <w:szCs w:val="26"/>
+        </w:rPr>
+      </w:r>
+    </w:p>
+    <w:p>
+      <w:pPr>
+        <w:pStyle w:val="Normal"/>
+        <w:bidi w:val="0"/>
+        <w:jc w:val="start"/>
+        <w:rPr>
+          <w:rFonts w:ascii="Arimo" w:hAnsi="Arimo"/>
+          <w:b w:val="false"/>
+          <w:i w:val="false"/>
+          <w:caps w:val="false"/>
+          <w:smallCaps w:val="false"/>
+          <w:color w:val="545454"/>
+          <w:spacing w:val="0"/>
+          <w:sz w:val="26"/>
+          <w:szCs w:val="26"/>
+        </w:rPr>
+      </w:pPr>
+      <w:r>
+        <w:rPr>
+          <w:rFonts w:ascii="Arimo" w:hAnsi="Arimo"/>
+          <w:b w:val="false"/>
+          <w:i w:val="false"/>
+          <w:caps w:val="false"/>
+          <w:smallCaps w:val="false"/>
+          <w:color w:val="545454"/>
+          <w:spacing w:val="0"/>
+          <w:sz w:val="26"/>
+          <w:szCs w:val="26"/>
+        </w:rPr>
+      </w:r>
+    </w:p>
+    <w:p>
+      <w:pPr>
+        <w:pStyle w:val="Normal"/>
+        <w:bidi w:val="0"/>
+        <w:jc w:val="start"/>
+        <w:rPr>
+          <w:rFonts w:ascii="Arimo" w:hAnsi="Arimo"/>
+          <w:b w:val="false"/>
+          <w:i w:val="false"/>
+          <w:caps w:val="false"/>
+          <w:smallCaps w:val="false"/>
+          <w:color w:val="545454"/>
+          <w:spacing w:val="0"/>
+          <w:sz w:val="26"/>
+          <w:szCs w:val="26"/>
+        </w:rPr>
+      </w:pPr>
+      <w:r>
+        <w:rPr>
+          <w:rFonts w:ascii="Arimo" w:hAnsi="Arimo"/>
+          <w:b w:val="false"/>
+          <w:i w:val="false"/>
+          <w:caps w:val="false"/>
+          <w:smallCaps w:val="false"/>
+          <w:color w:val="545454"/>
+          <w:spacing w:val="0"/>
+          <w:sz w:val="26"/>
+          <w:szCs w:val="26"/>
+        </w:rPr>
+      </w:r>
+    </w:p>
+    <w:p>
+      <w:pPr>
+        <w:pStyle w:val="Normal"/>
+        <w:bidi w:val="0"/>
+        <w:jc w:val="start"/>
+        <w:rPr>
+          <w:rFonts w:ascii="Arimo" w:hAnsi="Arimo"/>
+          <w:b w:val="false"/>
+          <w:i w:val="false"/>
+          <w:caps w:val="false"/>
+          <w:smallCaps w:val="false"/>
+          <w:color w:val="545454"/>
+          <w:spacing w:val="0"/>
+          <w:sz w:val="26"/>
+          <w:szCs w:val="26"/>
+        </w:rPr>
+      </w:pPr>
+      <w:r>
+        <w:rPr>
+          <w:rFonts w:ascii="Arimo" w:hAnsi="Arimo"/>
+          <w:b w:val="false"/>
+          <w:i w:val="false"/>
+          <w:caps w:val="false"/>
+          <w:smallCaps w:val="false"/>
+          <w:color w:val="545454"/>
+          <w:spacing w:val="0"/>
+          <w:sz w:val="26"/>
+          <w:szCs w:val="26"/>
+        </w:rPr>
+      </w:r>
+    </w:p>
+    <w:p>
+      <w:pPr>
+        <w:pStyle w:val="Normal"/>
+        <w:bidi w:val="0"/>
+        <w:jc w:val="start"/>
+        <w:rPr>
+          <w:rFonts w:ascii="Arimo" w:hAnsi="Arimo"/>
+          <w:b w:val="false"/>
+          <w:i w:val="false"/>
+          <w:caps w:val="false"/>
+          <w:smallCaps w:val="false"/>
+          <w:color w:val="545454"/>
+          <w:spacing w:val="0"/>
+          <w:sz w:val="26"/>
+          <w:szCs w:val="26"/>
+        </w:rPr>
+      </w:pPr>
+      <w:r>
+        <w:rPr>
+          <w:rFonts w:ascii="Arimo" w:hAnsi="Arimo"/>
+          <w:b w:val="false"/>
+          <w:i w:val="false"/>
+          <w:caps w:val="false"/>
+          <w:smallCaps w:val="false"/>
+          <w:color w:val="545454"/>
+          <w:spacing w:val="0"/>
+          <w:sz w:val="26"/>
+          <w:szCs w:val="26"/>
+        </w:rPr>
+        <w:t>Asensin Git:in ja Gimp:in</w:t>
+      </w:r>
+    </w:p>
+    <w:p>
+      <w:pPr>
+        <w:pStyle w:val="Normal"/>
+        <w:bidi w:val="0"/>
+        <w:jc w:val="start"/>
+        <w:rPr>
+          <w:rFonts w:ascii="Arimo" w:hAnsi="Arimo"/>
+          <w:b w:val="false"/>
+          <w:i w:val="false"/>
+          <w:caps w:val="false"/>
+          <w:smallCaps w:val="false"/>
+          <w:color w:val="545454"/>
+          <w:spacing w:val="0"/>
+          <w:sz w:val="26"/>
+          <w:szCs w:val="26"/>
+        </w:rPr>
+      </w:pPr>
+      <w:r>
+        <w:rPr>
+          <w:rFonts w:ascii="Arimo" w:hAnsi="Arimo"/>
+          <w:b w:val="false"/>
+          <w:i w:val="false"/>
+          <w:caps w:val="false"/>
+          <w:smallCaps w:val="false"/>
+          <w:color w:val="545454"/>
+          <w:spacing w:val="0"/>
+          <w:sz w:val="26"/>
+          <w:szCs w:val="26"/>
+        </w:rPr>
+      </w:r>
+    </w:p>
+    <w:p>
+      <w:pPr>
+        <w:pStyle w:val="Normal"/>
+        <w:bidi w:val="0"/>
+        <w:jc w:val="start"/>
+        <w:rPr>
+          <w:rFonts w:ascii="Arimo" w:hAnsi="Arimo"/>
+          <w:b w:val="false"/>
+          <w:i w:val="false"/>
+          <w:caps w:val="false"/>
+          <w:smallCaps w:val="false"/>
+          <w:color w:val="545454"/>
+          <w:spacing w:val="0"/>
+          <w:sz w:val="26"/>
+          <w:szCs w:val="26"/>
+        </w:rPr>
+      </w:pPr>
+      <w:r>
+        <w:rPr>
+          <w:rFonts w:ascii="Arimo" w:hAnsi="Arimo"/>
+          <w:b w:val="false"/>
+          <w:i w:val="false"/>
+          <w:caps w:val="false"/>
+          <w:smallCaps w:val="false"/>
+          <w:color w:val="545454"/>
+          <w:spacing w:val="0"/>
+          <w:sz w:val="26"/>
+          <w:szCs w:val="26"/>
+        </w:rPr>
+        <w:drawing>
+          <wp:anchor behindDoc="0" distT="0" distB="0" distL="0" distR="0" simplePos="0" locked="0" layoutInCell="0" allowOverlap="1" relativeHeight="15">
+            <wp:simplePos x="0" y="0"/>
+            <wp:positionH relativeFrom="column">
+              <wp:align>center</wp:align>
+            </wp:positionH>
+            <wp:positionV relativeFrom="paragraph">
+              <wp:posOffset>635</wp:posOffset>
+            </wp:positionV>
+            <wp:extent cx="6120130" cy="4197350"/>
+            <wp:effectExtent l="0" t="0" r="0" b="0"/>
+            <wp:wrapSquare wrapText="largest"/>
+            <wp:docPr id="14" name="Kuva14"/>
+            <wp:cNvGraphicFramePr>
+              <a:graphicFrameLocks xmlns:a="http://schemas.openxmlformats.org/drawingml/2006/main" noChangeAspect="1"/>
+            </wp:cNvGraphicFramePr>
+            <a:graphic xmlns:a="http://schemas.openxmlformats.org/drawingml/2006/main">
+              <a:graphicData uri="http://schemas.openxmlformats.org/drawingml/2006/picture">
+                <pic:pic xmlns:pic="http://schemas.openxmlformats.org/drawingml/2006/picture">
+                  <pic:nvPicPr>
+                    <pic:cNvPr id="14" name="Kuva14"/>
+                    <pic:cNvPicPr>
+                      <a:picLocks noChangeAspect="1" noChangeArrowheads="1"/>
+                    </pic:cNvPicPr>
+                  </pic:nvPicPr>
+                  <pic:blipFill>
+                    <a:blip r:embed="rId15"/>
+                    <a:stretch>
+                      <a:fillRect/>
+                    </a:stretch>
+                  </pic:blipFill>
+                  <pic:spPr bwMode="auto">
+                    <a:xfrm>
+                      <a:off x="0" y="0"/>
+                      <a:ext cx="6120130" cy="4197350"/>
+                    </a:xfrm>
+                    <a:prstGeom prst="rect">
+                      <a:avLst/>
+                    </a:prstGeom>
+                    <a:noFill/>
+                  </pic:spPr>
+                </pic:pic>
+              </a:graphicData>
+            </a:graphic>
+          </wp:anchor>
+        </w:drawing>
+      </w:r>
+    </w:p>
+    <w:p>
+      <w:pPr>
+        <w:pStyle w:val="Normal"/>
+        <w:bidi w:val="0"/>
+        <w:jc w:val="start"/>
+        <w:rPr>
+          <w:rFonts w:ascii="Arimo" w:hAnsi="Arimo"/>
+          <w:b w:val="false"/>
+          <w:i w:val="false"/>
+          <w:caps w:val="false"/>
+          <w:smallCaps w:val="false"/>
+          <w:color w:val="545454"/>
+          <w:spacing w:val="0"/>
+          <w:sz w:val="26"/>
+          <w:szCs w:val="26"/>
+        </w:rPr>
+      </w:pPr>
+      <w:r>
+        <w:rPr>
+          <w:rFonts w:ascii="Arimo" w:hAnsi="Arimo"/>
+          <w:b w:val="false"/>
+          <w:i w:val="false"/>
+          <w:caps w:val="false"/>
+          <w:smallCaps w:val="false"/>
+          <w:color w:val="545454"/>
+          <w:spacing w:val="0"/>
+          <w:sz w:val="26"/>
+          <w:szCs w:val="26"/>
+        </w:rPr>
+      </w:r>
+    </w:p>
+    <w:p>
+      <w:pPr>
+        <w:pStyle w:val="Normal"/>
+        <w:bidi w:val="0"/>
+        <w:jc w:val="start"/>
+        <w:rPr>
+          <w:rFonts w:ascii="Arimo" w:hAnsi="Arimo"/>
+          <w:b w:val="false"/>
+          <w:i w:val="false"/>
+          <w:caps w:val="false"/>
+          <w:smallCaps w:val="false"/>
+          <w:color w:val="545454"/>
+          <w:spacing w:val="0"/>
+          <w:sz w:val="26"/>
+          <w:szCs w:val="26"/>
+        </w:rPr>
+      </w:pPr>
+      <w:r>
+        <w:rPr>
+          <w:rFonts w:ascii="Arimo" w:hAnsi="Arimo"/>
+          <w:b w:val="false"/>
+          <w:i w:val="false"/>
+          <w:caps w:val="false"/>
+          <w:smallCaps w:val="false"/>
+          <w:color w:val="545454"/>
+          <w:spacing w:val="0"/>
+          <w:sz w:val="26"/>
+          <w:szCs w:val="26"/>
+        </w:rPr>
+        <w:t>Asennukset voi ajaa komentoriviltä tai sitten graafisesti storesta mikä on huomattavasti hitaampaa kuin komentoriviä käytettäessä</w:t>
       </w:r>
     </w:p>
     <w:sectPr>
